--- a/docs/Render_allInfo.docx
+++ b/docs/Render_allInfo.docx
@@ -58,15 +58,7 @@
         <w:t xml:space="preserve">Wozu dieses Dokument. </w:t>
       </w:r>
       <w:r>
-        <w:t xml:space="preserve">Schwesterdokument zu »Von </w:t>
-      </w:r>
-      <w:proofErr w:type="spellStart"/>
-      <w:r>
-        <w:t>pointval</w:t>
-      </w:r>
-      <w:proofErr w:type="spellEnd"/>
-      <w:r>
-        <w:t xml:space="preserve"> zur Cube-Datei«. Dort ging es um den Konverter, hier um die zwei Skripte danach: </w:t>
+        <w:t xml:space="preserve">Schwesterdokument zu »Von pointval zur Cube-Datei«. Dort ging es um den Konverter, hier um die zwei Skripte danach: </w:t>
       </w:r>
       <w:r>
         <w:rPr>
@@ -114,15 +106,7 @@
         <w:spacing w:after="130"/>
       </w:pPr>
       <w:r>
-        <w:t>A</w:t>
-      </w:r>
-      <w:proofErr w:type="gramStart"/>
-      <w:r>
-        <w:t>1  Die</w:t>
-      </w:r>
-      <w:proofErr w:type="gramEnd"/>
-      <w:r>
-        <w:t xml:space="preserve"> Funktionen im Überblick</w:t>
+        <w:t xml:space="preserve">A1  Die Funktionen im Überblick</w:t>
       </w:r>
     </w:p>
     <w:tbl>
@@ -234,7 +218,6 @@
             <w:pPr>
               <w:spacing w:line="250" w:lineRule="auto"/>
             </w:pPr>
-            <w:proofErr w:type="spellStart"/>
             <w:r>
               <w:rPr>
                 <w:rFonts w:ascii="Consolas" w:eastAsia="Consolas" w:hAnsi="Consolas" w:cs="Consolas"/>
@@ -243,7 +226,6 @@
               </w:rPr>
               <w:t>read_cube</w:t>
             </w:r>
-            <w:proofErr w:type="spellEnd"/>
           </w:p>
         </w:tc>
         <w:tc>
@@ -266,17 +248,8 @@
                 <w:sz w:val="18"/>
                 <w:szCs w:val="18"/>
               </w:rPr>
-              <w:t xml:space="preserve">Cube-Datei lesen: Kopf, Atomblock, Werteblock. Gegenstück zu </w:t>
-            </w:r>
-            <w:proofErr w:type="spellStart"/>
-            <w:r>
-              <w:rPr>
-                <w:sz w:val="18"/>
-                <w:szCs w:val="18"/>
-              </w:rPr>
-              <w:t>write_cube</w:t>
-            </w:r>
-            <w:proofErr w:type="spellEnd"/>
+              <w:t xml:space="preserve">Cube-Datei lesen: Kopf, Atomblock, Werteblock. Gegenstück zu write_cube</w:t>
+            </w:r>
           </w:p>
         </w:tc>
       </w:tr>
@@ -302,7 +275,6 @@
             <w:pPr>
               <w:spacing w:line="250" w:lineRule="auto"/>
             </w:pPr>
-            <w:proofErr w:type="spellStart"/>
             <w:r>
               <w:rPr>
                 <w:rFonts w:ascii="Consolas" w:eastAsia="Consolas" w:hAnsi="Consolas" w:cs="Consolas"/>
@@ -311,7 +283,6 @@
               </w:rPr>
               <w:t>esp_statistics</w:t>
             </w:r>
-            <w:proofErr w:type="spellEnd"/>
           </w:p>
         </w:tc>
         <w:tc>
@@ -329,69 +300,12 @@
             <w:pPr>
               <w:spacing w:line="250" w:lineRule="auto"/>
             </w:pPr>
-            <w:proofErr w:type="spellStart"/>
-            <w:r>
-              <w:rPr>
-                <w:sz w:val="18"/>
-                <w:szCs w:val="18"/>
-              </w:rPr>
-              <w:t>V_min</w:t>
-            </w:r>
-            <w:proofErr w:type="spellEnd"/>
-            <w:r>
-              <w:rPr>
-                <w:sz w:val="18"/>
-                <w:szCs w:val="18"/>
-              </w:rPr>
-              <w:t xml:space="preserve">, </w:t>
-            </w:r>
-            <w:proofErr w:type="spellStart"/>
-            <w:r>
-              <w:rPr>
-                <w:sz w:val="18"/>
-                <w:szCs w:val="18"/>
-              </w:rPr>
-              <w:t>V_max</w:t>
-            </w:r>
-            <w:proofErr w:type="spellEnd"/>
-            <w:r>
-              <w:rPr>
-                <w:sz w:val="18"/>
-                <w:szCs w:val="18"/>
-              </w:rPr>
-              <w:t xml:space="preserve"> und Punktzahl auf der </w:t>
-            </w:r>
-            <w:proofErr w:type="spellStart"/>
-            <w:r>
-              <w:rPr>
-                <w:sz w:val="18"/>
-                <w:szCs w:val="18"/>
-              </w:rPr>
-              <w:t>rho</w:t>
-            </w:r>
-            <w:proofErr w:type="spellEnd"/>
-            <w:r>
-              <w:rPr>
-                <w:sz w:val="18"/>
-                <w:szCs w:val="18"/>
-              </w:rPr>
-              <w:t>=</w:t>
-            </w:r>
-            <w:proofErr w:type="spellStart"/>
-            <w:r>
-              <w:rPr>
-                <w:sz w:val="18"/>
-                <w:szCs w:val="18"/>
-              </w:rPr>
-              <w:t>iso</w:t>
-            </w:r>
-            <w:proofErr w:type="spellEnd"/>
-            <w:r>
-              <w:rPr>
-                <w:sz w:val="18"/>
-                <w:szCs w:val="18"/>
-              </w:rPr>
-              <w:t>-Schale</w:t>
+            <w:r>
+              <w:rPr>
+                <w:sz w:val="18"/>
+                <w:szCs w:val="18"/>
+              </w:rPr>
+              <w:t xml:space="preserve">V_min, V_max und Punktzahl auf der rho=iso-Schale</w:t>
             </w:r>
           </w:p>
         </w:tc>
@@ -418,7 +332,6 @@
             <w:pPr>
               <w:spacing w:line="250" w:lineRule="auto"/>
             </w:pPr>
-            <w:proofErr w:type="spellStart"/>
             <w:r>
               <w:rPr>
                 <w:rFonts w:ascii="Consolas" w:eastAsia="Consolas" w:hAnsi="Consolas" w:cs="Consolas"/>
@@ -427,7 +340,6 @@
               </w:rPr>
               <w:t>shell_points</w:t>
             </w:r>
-            <w:proofErr w:type="spellEnd"/>
           </w:p>
         </w:tc>
         <w:tc>
@@ -477,7 +389,6 @@
             <w:pPr>
               <w:spacing w:line="250" w:lineRule="auto"/>
             </w:pPr>
-            <w:proofErr w:type="spellStart"/>
             <w:r>
               <w:rPr>
                 <w:rFonts w:ascii="Consolas" w:eastAsia="Consolas" w:hAnsi="Consolas" w:cs="Consolas"/>
@@ -486,7 +397,6 @@
               </w:rPr>
               <w:t>halogen_axes</w:t>
             </w:r>
-            <w:proofErr w:type="spellEnd"/>
           </w:p>
         </w:tc>
         <w:tc>
@@ -536,7 +446,6 @@
             <w:pPr>
               <w:spacing w:line="250" w:lineRule="auto"/>
             </w:pPr>
-            <w:proofErr w:type="spellStart"/>
             <w:r>
               <w:rPr>
                 <w:rFonts w:ascii="Consolas" w:eastAsia="Consolas" w:hAnsi="Consolas" w:cs="Consolas"/>
@@ -545,7 +454,6 @@
               </w:rPr>
               <w:t>local_extrema</w:t>
             </w:r>
-            <w:proofErr w:type="spellEnd"/>
           </w:p>
         </w:tc>
         <w:tc>
@@ -595,7 +503,6 @@
             <w:pPr>
               <w:spacing w:line="250" w:lineRule="auto"/>
             </w:pPr>
-            <w:proofErr w:type="spellStart"/>
             <w:r>
               <w:rPr>
                 <w:rFonts w:ascii="Consolas" w:eastAsia="Consolas" w:hAnsi="Consolas" w:cs="Consolas"/>
@@ -604,7 +511,6 @@
               </w:rPr>
               <w:t>rank_halogens</w:t>
             </w:r>
-            <w:proofErr w:type="spellEnd"/>
           </w:p>
         </w:tc>
         <w:tc>
@@ -654,7 +560,6 @@
             <w:pPr>
               <w:spacing w:line="250" w:lineRule="auto"/>
             </w:pPr>
-            <w:proofErr w:type="spellStart"/>
             <w:r>
               <w:rPr>
                 <w:rFonts w:ascii="Consolas" w:eastAsia="Consolas" w:hAnsi="Consolas" w:cs="Consolas"/>
@@ -663,7 +568,6 @@
               </w:rPr>
               <w:t>promote_primary</w:t>
             </w:r>
-            <w:proofErr w:type="spellEnd"/>
           </w:p>
         </w:tc>
         <w:tc>
@@ -776,18 +680,8 @@
                 <w:sz w:val="18"/>
                 <w:szCs w:val="18"/>
               </w:rPr>
-              <w:t>_</w:t>
-            </w:r>
-            <w:proofErr w:type="spellStart"/>
-            <w:r>
-              <w:rPr>
-                <w:rFonts w:ascii="Consolas" w:eastAsia="Consolas" w:hAnsi="Consolas" w:cs="Consolas"/>
-                <w:sz w:val="18"/>
-                <w:szCs w:val="18"/>
-              </w:rPr>
-              <w:t>cone_directions</w:t>
-            </w:r>
-            <w:proofErr w:type="spellEnd"/>
+              <w:t>_cone_directions</w:t>
+            </w:r>
           </w:p>
         </w:tc>
         <w:tc>
@@ -837,7 +731,6 @@
             <w:pPr>
               <w:spacing w:line="250" w:lineRule="auto"/>
             </w:pPr>
-            <w:proofErr w:type="spellStart"/>
             <w:r>
               <w:rPr>
                 <w:rFonts w:ascii="Consolas" w:eastAsia="Consolas" w:hAnsi="Consolas" w:cs="Consolas"/>
@@ -846,7 +739,6 @@
               </w:rPr>
               <w:t>sigma_hole_interpolated</w:t>
             </w:r>
-            <w:proofErr w:type="spellEnd"/>
           </w:p>
         </w:tc>
         <w:tc>
@@ -896,7 +788,6 @@
             <w:pPr>
               <w:spacing w:line="250" w:lineRule="auto"/>
             </w:pPr>
-            <w:proofErr w:type="spellStart"/>
             <w:r>
               <w:rPr>
                 <w:rFonts w:ascii="Consolas" w:eastAsia="Consolas" w:hAnsi="Consolas" w:cs="Consolas"/>
@@ -905,7 +796,6 @@
               </w:rPr>
               <w:t>nice_range</w:t>
             </w:r>
-            <w:proofErr w:type="spellEnd"/>
           </w:p>
         </w:tc>
         <w:tc>
@@ -955,7 +845,6 @@
             <w:pPr>
               <w:spacing w:line="250" w:lineRule="auto"/>
             </w:pPr>
-            <w:proofErr w:type="spellStart"/>
             <w:r>
               <w:rPr>
                 <w:rFonts w:ascii="Consolas" w:eastAsia="Consolas" w:hAnsi="Consolas" w:cs="Consolas"/>
@@ -964,7 +853,6 @@
               </w:rPr>
               <w:t>ramp_levels</w:t>
             </w:r>
-            <w:proofErr w:type="spellEnd"/>
           </w:p>
         </w:tc>
         <w:tc>
@@ -987,17 +875,8 @@
                 <w:sz w:val="18"/>
                 <w:szCs w:val="18"/>
               </w:rPr>
-              <w:t xml:space="preserve">Stützstellen und Farben für </w:t>
-            </w:r>
-            <w:proofErr w:type="spellStart"/>
-            <w:r>
-              <w:rPr>
-                <w:sz w:val="18"/>
-                <w:szCs w:val="18"/>
-              </w:rPr>
-              <w:t>ramp_new</w:t>
-            </w:r>
-            <w:proofErr w:type="spellEnd"/>
+              <w:t xml:space="preserve">Stützstellen und Farben für ramp_new</w:t>
+            </w:r>
           </w:p>
         </w:tc>
       </w:tr>
@@ -1023,7 +902,6 @@
             <w:pPr>
               <w:spacing w:line="250" w:lineRule="auto"/>
             </w:pPr>
-            <w:proofErr w:type="spellStart"/>
             <w:r>
               <w:rPr>
                 <w:rFonts w:ascii="Consolas" w:eastAsia="Consolas" w:hAnsi="Consolas" w:cs="Consolas"/>
@@ -1032,7 +910,6 @@
               </w:rPr>
               <w:t>z_symbol</w:t>
             </w:r>
-            <w:proofErr w:type="spellEnd"/>
           </w:p>
         </w:tc>
         <w:tc>
@@ -1055,23 +932,7 @@
                 <w:sz w:val="18"/>
                 <w:szCs w:val="18"/>
               </w:rPr>
-              <w:t xml:space="preserve">Ordnungszahl → Symbol (aus </w:t>
-            </w:r>
-            <w:proofErr w:type="spellStart"/>
-            <w:r>
-              <w:rPr>
-                <w:sz w:val="18"/>
-                <w:szCs w:val="18"/>
-              </w:rPr>
-              <w:t>xyzToCube.ELEMENTS</w:t>
-            </w:r>
-            <w:proofErr w:type="spellEnd"/>
-            <w:r>
-              <w:rPr>
-                <w:sz w:val="18"/>
-                <w:szCs w:val="18"/>
-              </w:rPr>
-              <w:t>)</w:t>
+              <w:t xml:space="preserve">Ordnungszahl → Symbol (aus xyzToCube.ELEMENTS)</w:t>
             </w:r>
           </w:p>
         </w:tc>
@@ -1098,7 +959,6 @@
             <w:pPr>
               <w:spacing w:line="250" w:lineRule="auto"/>
             </w:pPr>
-            <w:proofErr w:type="spellStart"/>
             <w:r>
               <w:rPr>
                 <w:rFonts w:ascii="Consolas" w:eastAsia="Consolas" w:hAnsi="Consolas" w:cs="Consolas"/>
@@ -1107,7 +967,6 @@
               </w:rPr>
               <w:t>molecular_frame</w:t>
             </w:r>
-            <w:proofErr w:type="spellEnd"/>
           </w:p>
         </w:tc>
         <w:tc>
@@ -1157,7 +1016,6 @@
             <w:pPr>
               <w:spacing w:line="250" w:lineRule="auto"/>
             </w:pPr>
-            <w:proofErr w:type="spellStart"/>
             <w:r>
               <w:rPr>
                 <w:rFonts w:ascii="Consolas" w:eastAsia="Consolas" w:hAnsi="Consolas" w:cs="Consolas"/>
@@ -1166,7 +1024,6 @@
               </w:rPr>
               <w:t>view_matrix</w:t>
             </w:r>
-            <w:proofErr w:type="spellEnd"/>
           </w:p>
         </w:tc>
         <w:tc>
@@ -1187,52 +1044,14 @@
                 <w:lang w:val="en-GB"/>
               </w:rPr>
             </w:pPr>
-            <w:proofErr w:type="spellStart"/>
             <w:r>
               <w:rPr>
                 <w:sz w:val="18"/>
                 <w:szCs w:val="18"/>
                 <w:lang w:val="en-GB"/>
               </w:rPr>
-              <w:t>Rotationsmatrix</w:t>
-            </w:r>
-            <w:proofErr w:type="spellEnd"/>
-            <w:r>
-              <w:rPr>
-                <w:sz w:val="18"/>
-                <w:szCs w:val="18"/>
-                <w:lang w:val="en-GB"/>
-              </w:rPr>
-              <w:t xml:space="preserve"> für </w:t>
-            </w:r>
-            <w:proofErr w:type="spellStart"/>
-            <w:r>
-              <w:rPr>
-                <w:sz w:val="18"/>
-                <w:szCs w:val="18"/>
-                <w:lang w:val="en-GB"/>
-              </w:rPr>
-              <w:t>PyMOLs</w:t>
-            </w:r>
-            <w:proofErr w:type="spellEnd"/>
-            <w:r>
-              <w:rPr>
-                <w:sz w:val="18"/>
-                <w:szCs w:val="18"/>
-                <w:lang w:val="en-GB"/>
-              </w:rPr>
-              <w:t xml:space="preserve"> </w:t>
-            </w:r>
-            <w:proofErr w:type="spellStart"/>
-            <w:r>
-              <w:rPr>
-                <w:sz w:val="18"/>
-                <w:szCs w:val="18"/>
-                <w:lang w:val="en-GB"/>
-              </w:rPr>
-              <w:t>set_view</w:t>
-            </w:r>
-            <w:proofErr w:type="spellEnd"/>
+              <w:t xml:space="preserve">Rotationsmatrix für PyMOLs set_view</w:t>
+            </w:r>
           </w:p>
         </w:tc>
       </w:tr>
@@ -1258,7 +1077,6 @@
             <w:pPr>
               <w:spacing w:line="250" w:lineRule="auto"/>
             </w:pPr>
-            <w:proofErr w:type="spellStart"/>
             <w:r>
               <w:rPr>
                 <w:rFonts w:ascii="Consolas" w:eastAsia="Consolas" w:hAnsi="Consolas" w:cs="Consolas"/>
@@ -1267,7 +1085,6 @@
               </w:rPr>
               <w:t>ensure_pymol</w:t>
             </w:r>
-            <w:proofErr w:type="spellEnd"/>
           </w:p>
         </w:tc>
         <w:tc>
@@ -1285,37 +1102,12 @@
             <w:pPr>
               <w:spacing w:line="250" w:lineRule="auto"/>
             </w:pPr>
-            <w:proofErr w:type="spellStart"/>
-            <w:r>
-              <w:rPr>
-                <w:sz w:val="18"/>
-                <w:szCs w:val="18"/>
-              </w:rPr>
-              <w:t>PyMOL</w:t>
-            </w:r>
-            <w:proofErr w:type="spellEnd"/>
-            <w:r>
-              <w:rPr>
-                <w:sz w:val="18"/>
-                <w:szCs w:val="18"/>
-              </w:rPr>
-              <w:t xml:space="preserve"> </w:t>
-            </w:r>
-            <w:proofErr w:type="spellStart"/>
-            <w:r>
-              <w:rPr>
-                <w:sz w:val="18"/>
-                <w:szCs w:val="18"/>
-              </w:rPr>
-              <w:t>headless</w:t>
-            </w:r>
-            <w:proofErr w:type="spellEnd"/>
-            <w:r>
-              <w:rPr>
-                <w:sz w:val="18"/>
-                <w:szCs w:val="18"/>
-              </w:rPr>
-              <w:t xml:space="preserve"> starten, falls nötig</w:t>
+            <w:r>
+              <w:rPr>
+                <w:sz w:val="18"/>
+                <w:szCs w:val="18"/>
+              </w:rPr>
+              <w:t xml:space="preserve">PyMOL headless starten, falls nötig</w:t>
             </w:r>
           </w:p>
         </w:tc>
@@ -1342,7 +1134,6 @@
             <w:pPr>
               <w:spacing w:line="250" w:lineRule="auto"/>
             </w:pPr>
-            <w:proofErr w:type="spellStart"/>
             <w:r>
               <w:rPr>
                 <w:rFonts w:ascii="Consolas" w:eastAsia="Consolas" w:hAnsi="Consolas" w:cs="Consolas"/>
@@ -1351,7 +1142,6 @@
               </w:rPr>
               <w:t>render_all</w:t>
             </w:r>
-            <w:proofErr w:type="spellEnd"/>
           </w:p>
         </w:tc>
         <w:tc>
@@ -1401,7 +1191,6 @@
             <w:pPr>
               <w:spacing w:line="250" w:lineRule="auto"/>
             </w:pPr>
-            <w:proofErr w:type="spellStart"/>
             <w:r>
               <w:rPr>
                 <w:rFonts w:ascii="Consolas" w:eastAsia="Consolas" w:hAnsi="Consolas" w:cs="Consolas"/>
@@ -1410,7 +1199,6 @@
               </w:rPr>
               <w:t>colorbar</w:t>
             </w:r>
-            <w:proofErr w:type="spellEnd"/>
           </w:p>
         </w:tc>
         <w:tc>
@@ -1433,23 +1221,7 @@
                 <w:sz w:val="18"/>
                 <w:szCs w:val="18"/>
               </w:rPr>
-              <w:t>Farbskala als eigenes PNG (</w:t>
-            </w:r>
-            <w:proofErr w:type="spellStart"/>
-            <w:r>
-              <w:rPr>
-                <w:sz w:val="18"/>
-                <w:szCs w:val="18"/>
-              </w:rPr>
-              <w:t>matplotlib</w:t>
-            </w:r>
-            <w:proofErr w:type="spellEnd"/>
-            <w:r>
-              <w:rPr>
-                <w:sz w:val="18"/>
-                <w:szCs w:val="18"/>
-              </w:rPr>
-              <w:t>)</w:t>
+              <w:t>Farbskala als eigenes PNG (matplotlib)</w:t>
             </w:r>
           </w:p>
         </w:tc>
@@ -1476,34 +1248,14 @@
             <w:pPr>
               <w:spacing w:line="250" w:lineRule="auto"/>
             </w:pPr>
-            <w:proofErr w:type="spellStart"/>
             <w:r>
               <w:rPr>
                 <w:rFonts w:ascii="Consolas" w:eastAsia="Consolas" w:hAnsi="Consolas" w:cs="Consolas"/>
                 <w:sz w:val="18"/>
                 <w:szCs w:val="18"/>
               </w:rPr>
-              <w:t>autodetect</w:t>
-            </w:r>
-            <w:proofErr w:type="spellEnd"/>
-            <w:r>
-              <w:rPr>
-                <w:rFonts w:ascii="Consolas" w:eastAsia="Consolas" w:hAnsi="Consolas" w:cs="Consolas"/>
-                <w:sz w:val="18"/>
-                <w:szCs w:val="18"/>
-              </w:rPr>
-              <w:t xml:space="preserve"> / </w:t>
-            </w:r>
-            <w:proofErr w:type="spellStart"/>
-            <w:r>
-              <w:rPr>
-                <w:rFonts w:ascii="Consolas" w:eastAsia="Consolas" w:hAnsi="Consolas" w:cs="Consolas"/>
-                <w:sz w:val="18"/>
-                <w:szCs w:val="18"/>
-              </w:rPr>
-              <w:t>main</w:t>
-            </w:r>
-            <w:proofErr w:type="spellEnd"/>
+              <w:t xml:space="preserve">autodetect / main</w:t>
+            </w:r>
           </w:p>
         </w:tc>
         <w:tc>
@@ -1544,29 +1296,7 @@
           <w:sz w:val="17"/>
           <w:szCs w:val="17"/>
         </w:rPr>
-        <w:t xml:space="preserve">Tabelle 1 — Die zwei Funktionen mit Unterstrich sind Werkzeuge von </w:t>
-      </w:r>
-      <w:proofErr w:type="spellStart"/>
-      <w:r>
-        <w:rPr>
-          <w:i/>
-          <w:iCs/>
-          <w:color w:val="444444"/>
-          <w:sz w:val="17"/>
-          <w:szCs w:val="17"/>
-        </w:rPr>
-        <w:t>sigma_hole_interpolated</w:t>
-      </w:r>
-      <w:proofErr w:type="spellEnd"/>
-      <w:r>
-        <w:rPr>
-          <w:i/>
-          <w:iCs/>
-          <w:color w:val="444444"/>
-          <w:sz w:val="17"/>
-          <w:szCs w:val="17"/>
-        </w:rPr>
-        <w:t xml:space="preserve"> und sonst nirgends aufgerufen.</w:t>
+        <w:t xml:space="preserve">Tabelle 1 — Die zwei Funktionen mit Unterstrich sind Werkzeuge von sigma_hole_interpolated und sonst nirgends aufgerufen.</w:t>
       </w:r>
     </w:p>
     <w:p>
@@ -1575,15 +1305,7 @@
         <w:spacing w:after="130"/>
       </w:pPr>
       <w:r>
-        <w:t>A</w:t>
-      </w:r>
-      <w:proofErr w:type="gramStart"/>
-      <w:r>
-        <w:t>2  Die</w:t>
-      </w:r>
-      <w:proofErr w:type="gramEnd"/>
-      <w:r>
-        <w:t xml:space="preserve"> Oberfläche und ihre Kennwerte</w:t>
+        <w:t xml:space="preserve">A2  Die Oberfläche und ihre Kennwerte</w:t>
       </w:r>
     </w:p>
     <w:p>
@@ -1591,15 +1313,7 @@
         <w:spacing w:after="140" w:line="276" w:lineRule="auto"/>
       </w:pPr>
       <w:r>
-        <w:t xml:space="preserve">Die Schale ist keine exakte Fläche, sondern ein Band von Gitterpunkten um den </w:t>
-      </w:r>
-      <w:proofErr w:type="spellStart"/>
-      <w:r>
-        <w:t>Isowert</w:t>
-      </w:r>
-      <w:proofErr w:type="spellEnd"/>
-      <w:r>
-        <w:t>:</w:t>
+        <w:t xml:space="preserve">Die Schale ist keine exakte Fläche, sondern ein Band von Gitterpunkten um den Isowert:</w:t>
       </w:r>
     </w:p>
     <w:p>
@@ -1623,10 +1337,14 @@
           <w:szCs w:val="18"/>
           <w:lang w:val="en-GB"/>
         </w:rPr>
-        <w:t xml:space="preserve">mask = </w:t>
-      </w:r>
-      <w:proofErr w:type="spellStart"/>
-      <w:proofErr w:type="gramStart"/>
+        <w:t xml:space="preserve">mask = np.abs(density - iso) &lt; iso * tol_factor    # tol_factor = 0.12</w:t>
+      </w:r>
+      <w:r>
+        <w:rPr>
+          <w:lang w:val="en-GB"/>
+        </w:rPr>
+        <w:br/>
+      </w:r>
       <w:r>
         <w:rPr>
           <w:rFonts w:ascii="Consolas" w:eastAsia="Consolas" w:hAnsi="Consolas" w:cs="Consolas"/>
@@ -1634,9 +1352,14 @@
           <w:szCs w:val="18"/>
           <w:lang w:val="en-GB"/>
         </w:rPr>
-        <w:t>np.abs</w:t>
-      </w:r>
-      <w:proofErr w:type="spellEnd"/>
+        <w:t xml:space="preserve">if mask.sum() &lt; 50:                                # zu duenn -&gt; aufweiten</w:t>
+      </w:r>
+      <w:r>
+        <w:rPr>
+          <w:lang w:val="en-GB"/>
+        </w:rPr>
+        <w:br/>
+      </w:r>
       <w:r>
         <w:rPr>
           <w:rFonts w:ascii="Consolas" w:eastAsia="Consolas" w:hAnsi="Consolas" w:cs="Consolas"/>
@@ -1644,200 +1367,7 @@
           <w:szCs w:val="18"/>
           <w:lang w:val="en-GB"/>
         </w:rPr>
-        <w:t>(</w:t>
-      </w:r>
-      <w:proofErr w:type="gramEnd"/>
-      <w:r>
-        <w:rPr>
-          <w:rFonts w:ascii="Consolas" w:eastAsia="Consolas" w:hAnsi="Consolas" w:cs="Consolas"/>
-          <w:sz w:val="18"/>
-          <w:szCs w:val="18"/>
-          <w:lang w:val="en-GB"/>
-        </w:rPr>
-        <w:t xml:space="preserve">density - iso) &lt; iso * </w:t>
-      </w:r>
-      <w:proofErr w:type="spellStart"/>
-      <w:r>
-        <w:rPr>
-          <w:rFonts w:ascii="Consolas" w:eastAsia="Consolas" w:hAnsi="Consolas" w:cs="Consolas"/>
-          <w:sz w:val="18"/>
-          <w:szCs w:val="18"/>
-          <w:lang w:val="en-GB"/>
-        </w:rPr>
-        <w:t>tol_factor</w:t>
-      </w:r>
-      <w:proofErr w:type="spellEnd"/>
-      <w:r>
-        <w:rPr>
-          <w:rFonts w:ascii="Consolas" w:eastAsia="Consolas" w:hAnsi="Consolas" w:cs="Consolas"/>
-          <w:sz w:val="18"/>
-          <w:szCs w:val="18"/>
-          <w:lang w:val="en-GB"/>
-        </w:rPr>
-        <w:t xml:space="preserve">    # </w:t>
-      </w:r>
-      <w:proofErr w:type="spellStart"/>
-      <w:r>
-        <w:rPr>
-          <w:rFonts w:ascii="Consolas" w:eastAsia="Consolas" w:hAnsi="Consolas" w:cs="Consolas"/>
-          <w:sz w:val="18"/>
-          <w:szCs w:val="18"/>
-          <w:lang w:val="en-GB"/>
-        </w:rPr>
-        <w:t>tol_factor</w:t>
-      </w:r>
-      <w:proofErr w:type="spellEnd"/>
-      <w:r>
-        <w:rPr>
-          <w:rFonts w:ascii="Consolas" w:eastAsia="Consolas" w:hAnsi="Consolas" w:cs="Consolas"/>
-          <w:sz w:val="18"/>
-          <w:szCs w:val="18"/>
-          <w:lang w:val="en-GB"/>
-        </w:rPr>
-        <w:t xml:space="preserve"> = 0.12</w:t>
-      </w:r>
-      <w:r>
-        <w:rPr>
-          <w:lang w:val="en-GB"/>
-        </w:rPr>
-        <w:br/>
-      </w:r>
-      <w:r>
-        <w:rPr>
-          <w:rFonts w:ascii="Consolas" w:eastAsia="Consolas" w:hAnsi="Consolas" w:cs="Consolas"/>
-          <w:sz w:val="18"/>
-          <w:szCs w:val="18"/>
-          <w:lang w:val="en-GB"/>
-        </w:rPr>
-        <w:t xml:space="preserve">if </w:t>
-      </w:r>
-      <w:proofErr w:type="spellStart"/>
-      <w:proofErr w:type="gramStart"/>
-      <w:r>
-        <w:rPr>
-          <w:rFonts w:ascii="Consolas" w:eastAsia="Consolas" w:hAnsi="Consolas" w:cs="Consolas"/>
-          <w:sz w:val="18"/>
-          <w:szCs w:val="18"/>
-          <w:lang w:val="en-GB"/>
-        </w:rPr>
-        <w:t>mask.sum</w:t>
-      </w:r>
-      <w:proofErr w:type="spellEnd"/>
-      <w:r>
-        <w:rPr>
-          <w:rFonts w:ascii="Consolas" w:eastAsia="Consolas" w:hAnsi="Consolas" w:cs="Consolas"/>
-          <w:sz w:val="18"/>
-          <w:szCs w:val="18"/>
-          <w:lang w:val="en-GB"/>
-        </w:rPr>
-        <w:t>(</w:t>
-      </w:r>
-      <w:proofErr w:type="gramEnd"/>
-      <w:r>
-        <w:rPr>
-          <w:rFonts w:ascii="Consolas" w:eastAsia="Consolas" w:hAnsi="Consolas" w:cs="Consolas"/>
-          <w:sz w:val="18"/>
-          <w:szCs w:val="18"/>
-          <w:lang w:val="en-GB"/>
-        </w:rPr>
-        <w:t xml:space="preserve">) &lt; 50:                                # </w:t>
-      </w:r>
-      <w:proofErr w:type="spellStart"/>
-      <w:r>
-        <w:rPr>
-          <w:rFonts w:ascii="Consolas" w:eastAsia="Consolas" w:hAnsi="Consolas" w:cs="Consolas"/>
-          <w:sz w:val="18"/>
-          <w:szCs w:val="18"/>
-          <w:lang w:val="en-GB"/>
-        </w:rPr>
-        <w:t>zu</w:t>
-      </w:r>
-      <w:proofErr w:type="spellEnd"/>
-      <w:r>
-        <w:rPr>
-          <w:rFonts w:ascii="Consolas" w:eastAsia="Consolas" w:hAnsi="Consolas" w:cs="Consolas"/>
-          <w:sz w:val="18"/>
-          <w:szCs w:val="18"/>
-          <w:lang w:val="en-GB"/>
-        </w:rPr>
-        <w:t xml:space="preserve"> </w:t>
-      </w:r>
-      <w:proofErr w:type="spellStart"/>
-      <w:r>
-        <w:rPr>
-          <w:rFonts w:ascii="Consolas" w:eastAsia="Consolas" w:hAnsi="Consolas" w:cs="Consolas"/>
-          <w:sz w:val="18"/>
-          <w:szCs w:val="18"/>
-          <w:lang w:val="en-GB"/>
-        </w:rPr>
-        <w:t>duenn</w:t>
-      </w:r>
-      <w:proofErr w:type="spellEnd"/>
-      <w:r>
-        <w:rPr>
-          <w:rFonts w:ascii="Consolas" w:eastAsia="Consolas" w:hAnsi="Consolas" w:cs="Consolas"/>
-          <w:sz w:val="18"/>
-          <w:szCs w:val="18"/>
-          <w:lang w:val="en-GB"/>
-        </w:rPr>
-        <w:t xml:space="preserve"> -&gt; </w:t>
-      </w:r>
-      <w:proofErr w:type="spellStart"/>
-      <w:r>
-        <w:rPr>
-          <w:rFonts w:ascii="Consolas" w:eastAsia="Consolas" w:hAnsi="Consolas" w:cs="Consolas"/>
-          <w:sz w:val="18"/>
-          <w:szCs w:val="18"/>
-          <w:lang w:val="en-GB"/>
-        </w:rPr>
-        <w:t>aufweiten</w:t>
-      </w:r>
-      <w:proofErr w:type="spellEnd"/>
-      <w:r>
-        <w:rPr>
-          <w:lang w:val="en-GB"/>
-        </w:rPr>
-        <w:br/>
-      </w:r>
-      <w:r>
-        <w:rPr>
-          <w:rFonts w:ascii="Consolas" w:eastAsia="Consolas" w:hAnsi="Consolas" w:cs="Consolas"/>
-          <w:sz w:val="18"/>
-          <w:szCs w:val="18"/>
-          <w:lang w:val="en-GB"/>
-        </w:rPr>
-        <w:t xml:space="preserve">    mask = </w:t>
-      </w:r>
-      <w:proofErr w:type="spellStart"/>
-      <w:proofErr w:type="gramStart"/>
-      <w:r>
-        <w:rPr>
-          <w:rFonts w:ascii="Consolas" w:eastAsia="Consolas" w:hAnsi="Consolas" w:cs="Consolas"/>
-          <w:sz w:val="18"/>
-          <w:szCs w:val="18"/>
-          <w:lang w:val="en-GB"/>
-        </w:rPr>
-        <w:t>np.abs</w:t>
-      </w:r>
-      <w:proofErr w:type="spellEnd"/>
-      <w:r>
-        <w:rPr>
-          <w:rFonts w:ascii="Consolas" w:eastAsia="Consolas" w:hAnsi="Consolas" w:cs="Consolas"/>
-          <w:sz w:val="18"/>
-          <w:szCs w:val="18"/>
-          <w:lang w:val="en-GB"/>
-        </w:rPr>
-        <w:t>(</w:t>
-      </w:r>
-      <w:proofErr w:type="gramEnd"/>
-      <w:r>
-        <w:rPr>
-          <w:rFonts w:ascii="Consolas" w:eastAsia="Consolas" w:hAnsi="Consolas" w:cs="Consolas"/>
-          <w:sz w:val="18"/>
-          <w:szCs w:val="18"/>
-          <w:lang w:val="en-GB"/>
-        </w:rPr>
-        <w:t>density - iso) &lt; iso * 0.30</w:t>
+        <w:t xml:space="preserve">    mask = np.abs(density - iso) &lt; iso * 0.30</w:t>
       </w:r>
     </w:p>
     <w:p>
@@ -1848,7 +1378,6 @@
         <w:lastRenderedPageBreak/>
         <w:t xml:space="preserve">Dieselben vier Zeilen stehen in </w:t>
       </w:r>
-      <w:proofErr w:type="spellStart"/>
       <w:r>
         <w:rPr>
           <w:rFonts w:ascii="Consolas" w:eastAsia="Consolas" w:hAnsi="Consolas" w:cs="Consolas"/>
@@ -1857,11 +1386,9 @@
         </w:rPr>
         <w:t>esp_statistics</w:t>
       </w:r>
-      <w:proofErr w:type="spellEnd"/>
       <w:r>
         <w:t xml:space="preserve"> und in </w:t>
       </w:r>
-      <w:proofErr w:type="spellStart"/>
       <w:r>
         <w:rPr>
           <w:rFonts w:ascii="Consolas" w:eastAsia="Consolas" w:hAnsi="Consolas" w:cs="Consolas"/>
@@ -1870,11 +1397,9 @@
         </w:rPr>
         <w:t>shell_points</w:t>
       </w:r>
-      <w:proofErr w:type="spellEnd"/>
       <w:r>
         <w:t xml:space="preserve">. Getrennt sind sie, weil ein volles Koordinatenfeld bei 251³ mehrere hundert MB wäre — </w:t>
       </w:r>
-      <w:proofErr w:type="spellStart"/>
       <w:r>
         <w:rPr>
           <w:rFonts w:ascii="Consolas" w:eastAsia="Consolas" w:hAnsi="Consolas" w:cs="Consolas"/>
@@ -1883,7 +1408,6 @@
         </w:rPr>
         <w:t>shell_points</w:t>
       </w:r>
-      <w:proofErr w:type="spellEnd"/>
       <w:r>
         <w:t xml:space="preserve"> materialisiert nur die Punkte, die tatsächlich auf der Schale liegen.</w:t>
       </w:r>
@@ -1900,28 +1424,7 @@
         <w:t xml:space="preserve">Warum das globale Maximum nicht reicht: </w:t>
       </w:r>
       <w:r>
-        <w:t xml:space="preserve">bei Arylhalogeniden sitzt </w:t>
-      </w:r>
-      <w:proofErr w:type="spellStart"/>
-      <w:r>
-        <w:t>V_</w:t>
-      </w:r>
-      <w:proofErr w:type="gramStart"/>
-      <w:r>
-        <w:t>S,max</w:t>
-      </w:r>
-      <w:proofErr w:type="spellEnd"/>
-      <w:proofErr w:type="gramEnd"/>
-      <w:r>
-        <w:t xml:space="preserve"> auf den Ring-Wasserstoffen, nicht auf dem Halogen. Chlor-, Brom- und </w:t>
-      </w:r>
-      <w:proofErr w:type="spellStart"/>
-      <w:r>
-        <w:t>Iodbenzol</w:t>
-      </w:r>
-      <w:proofErr w:type="spellEnd"/>
-      <w:r>
-        <w:t xml:space="preserve"> liefern deshalb dreimal fast denselben Wert — während die σ-Löcher um Faktor 3.3 auseinanderliegen:</w:t>
+        <w:t xml:space="preserve">bei Arylhalogeniden sitzt V_S,max auf den Ring-Wasserstoffen, nicht auf dem Halogen. Chlor-, Brom- und Iodbenzol liefern deshalb dreimal fast denselben Wert — während die σ-Löcher um Faktor 3.3 auseinanderliegen:</w:t>
       </w:r>
     </w:p>
     <w:tbl>
@@ -2045,7 +1548,6 @@
             <w:pPr>
               <w:spacing w:line="250" w:lineRule="auto"/>
             </w:pPr>
-            <w:proofErr w:type="spellStart"/>
             <w:r>
               <w:rPr>
                 <w:b/>
@@ -2055,7 +1557,6 @@
               </w:rPr>
               <w:t>Iodbenzol</w:t>
             </w:r>
-            <w:proofErr w:type="spellEnd"/>
           </w:p>
         </w:tc>
       </w:tr>
@@ -2192,33 +1693,13 @@
                 <w:lang w:val="en-GB"/>
               </w:rPr>
             </w:pPr>
-            <w:proofErr w:type="spellStart"/>
             <w:r>
               <w:rPr>
                 <w:sz w:val="18"/>
                 <w:szCs w:val="18"/>
                 <w:lang w:val="en-GB"/>
               </w:rPr>
-              <w:t>V_</w:t>
-            </w:r>
-            <w:proofErr w:type="gramStart"/>
-            <w:r>
-              <w:rPr>
-                <w:sz w:val="18"/>
-                <w:szCs w:val="18"/>
-                <w:lang w:val="en-GB"/>
-              </w:rPr>
-              <w:t>S,max</w:t>
-            </w:r>
-            <w:proofErr w:type="spellEnd"/>
-            <w:proofErr w:type="gramEnd"/>
-            <w:r>
-              <w:rPr>
-                <w:sz w:val="18"/>
-                <w:szCs w:val="18"/>
-                <w:lang w:val="en-GB"/>
-              </w:rPr>
-              <w:t xml:space="preserve"> (Ring-H)</w:t>
+              <w:t xml:space="preserve">V_S,max (Ring-H)</w:t>
             </w:r>
           </w:p>
         </w:tc>
@@ -2308,29 +1789,7 @@
           <w:sz w:val="17"/>
           <w:szCs w:val="17"/>
         </w:rPr>
-        <w:t>Tabelle 2 — kcal/(</w:t>
-      </w:r>
-      <w:proofErr w:type="spellStart"/>
-      <w:r>
-        <w:rPr>
-          <w:i/>
-          <w:iCs/>
-          <w:color w:val="444444"/>
-          <w:sz w:val="17"/>
-          <w:szCs w:val="17"/>
-        </w:rPr>
-        <w:t>mol·e</w:t>
-      </w:r>
-      <w:proofErr w:type="spellEnd"/>
-      <w:r>
-        <w:rPr>
-          <w:i/>
-          <w:iCs/>
-          <w:color w:val="444444"/>
-          <w:sz w:val="17"/>
-          <w:szCs w:val="17"/>
-        </w:rPr>
-        <w:t>), volles 251³-Gitter. Die drei globalen Maxima stimmen auf 0.4 % überein, weil es dasselbe aromatische C–H ist.</w:t>
+        <w:t>Tabelle 2 — kcal/(mol·e), volles 251³-Gitter. Die drei globalen Maxima stimmen auf 0.4 % überein, weil es dasselbe aromatische C–H ist.</w:t>
       </w:r>
     </w:p>
     <w:p>
@@ -2339,15 +1798,7 @@
         <w:spacing w:after="130"/>
       </w:pPr>
       <w:r>
-        <w:t>A</w:t>
-      </w:r>
-      <w:proofErr w:type="gramStart"/>
-      <w:r>
-        <w:t>3  Das</w:t>
-      </w:r>
-      <w:proofErr w:type="gramEnd"/>
-      <w:r>
-        <w:t xml:space="preserve"> σ-Loch</w:t>
+        <w:t xml:space="preserve">A3  Das σ-Loch</w:t>
       </w:r>
     </w:p>
     <w:p>
@@ -2355,20 +1806,7 @@
         <w:spacing w:after="140" w:line="276" w:lineRule="auto"/>
       </w:pPr>
       <w:r>
-        <w:t xml:space="preserve">Das Verfahren ist eine Eigenimplementierung — die Konvention (ρ = 0.001, </w:t>
-      </w:r>
-      <w:proofErr w:type="spellStart"/>
-      <w:r>
-        <w:t>V_</w:t>
-      </w:r>
-      <w:proofErr w:type="gramStart"/>
-      <w:r>
-        <w:t>S,max</w:t>
-      </w:r>
-      <w:proofErr w:type="spellEnd"/>
-      <w:proofErr w:type="gramEnd"/>
-      <w:r>
-        <w:t xml:space="preserve"> als Deskriptor) stammt von Bulat/Politzer/Murray, die Oberflächenabtastung dort läuft über ein Polygonnetz. Unser Weg:</w:t>
+        <w:t xml:space="preserve">Das Verfahren ist eine Eigenimplementierung — die Konvention (ρ = 0.001, V_S,max als Deskriptor) stammt von Bulat/Politzer/Murray, die Oberflächenabtastung dort läuft über ein Polygonnetz. Unser Weg:</w:t>
       </w:r>
     </w:p>
     <w:p>
@@ -2928,29 +2366,7 @@
           <w:sz w:val="17"/>
           <w:szCs w:val="17"/>
         </w:rPr>
-        <w:t>Tabelle 3 — Brombenzol, kcal/(</w:t>
-      </w:r>
-      <w:proofErr w:type="spellStart"/>
-      <w:r>
-        <w:rPr>
-          <w:i/>
-          <w:iCs/>
-          <w:color w:val="444444"/>
-          <w:sz w:val="17"/>
-          <w:szCs w:val="17"/>
-        </w:rPr>
-        <w:t>mol·e</w:t>
-      </w:r>
-      <w:proofErr w:type="spellEnd"/>
-      <w:r>
-        <w:rPr>
-          <w:i/>
-          <w:iCs/>
-          <w:color w:val="444444"/>
-          <w:sz w:val="17"/>
-          <w:szCs w:val="17"/>
-        </w:rPr>
-        <w:t>). Punktbasiert schwankt um Faktor 5, strahlbasiert um 8 %.</w:t>
+        <w:t>Tabelle 3 — Brombenzol, kcal/(mol·e). Punktbasiert schwankt um Faktor 5, strahlbasiert um 8 %.</w:t>
       </w:r>
     </w:p>
     <w:p>
@@ -2959,15 +2375,7 @@
         <w:spacing w:after="130"/>
       </w:pPr>
       <w:r>
-        <w:t>A</w:t>
-      </w:r>
-      <w:proofErr w:type="gramStart"/>
-      <w:r>
-        <w:t>4  Die</w:t>
-      </w:r>
-      <w:proofErr w:type="gramEnd"/>
-      <w:r>
-        <w:t xml:space="preserve"> Kegelabtastung</w:t>
+        <w:t xml:space="preserve">A4  Die Kegelabtastung</w:t>
       </w:r>
     </w:p>
     <w:p>
@@ -2987,59 +2395,13 @@
       <w:r>
         <w:t xml:space="preserve"> — denn die Ringfläche auf einer Kugel ist </w:t>
       </w:r>
-      <w:proofErr w:type="spellStart"/>
       <w:r>
         <w:rPr>
           <w:rFonts w:ascii="Consolas" w:eastAsia="Consolas" w:hAnsi="Consolas" w:cs="Consolas"/>
           <w:sz w:val="19"/>
           <w:szCs w:val="19"/>
         </w:rPr>
-        <w:t>dA</w:t>
-      </w:r>
-      <w:proofErr w:type="spellEnd"/>
-      <w:r>
-        <w:rPr>
-          <w:rFonts w:ascii="Consolas" w:eastAsia="Consolas" w:hAnsi="Consolas" w:cs="Consolas"/>
-          <w:sz w:val="19"/>
-          <w:szCs w:val="19"/>
-        </w:rPr>
-        <w:t xml:space="preserve"> = 2π sin θ </w:t>
-      </w:r>
-      <w:proofErr w:type="spellStart"/>
-      <w:r>
-        <w:rPr>
-          <w:rFonts w:ascii="Consolas" w:eastAsia="Consolas" w:hAnsi="Consolas" w:cs="Consolas"/>
-          <w:sz w:val="19"/>
-          <w:szCs w:val="19"/>
-        </w:rPr>
-        <w:t>dθ</w:t>
-      </w:r>
-      <w:proofErr w:type="spellEnd"/>
-      <w:r>
-        <w:rPr>
-          <w:rFonts w:ascii="Consolas" w:eastAsia="Consolas" w:hAnsi="Consolas" w:cs="Consolas"/>
-          <w:sz w:val="19"/>
-          <w:szCs w:val="19"/>
-        </w:rPr>
-        <w:t xml:space="preserve"> = −2π </w:t>
-      </w:r>
-      <w:proofErr w:type="gramStart"/>
-      <w:r>
-        <w:rPr>
-          <w:rFonts w:ascii="Consolas" w:eastAsia="Consolas" w:hAnsi="Consolas" w:cs="Consolas"/>
-          <w:sz w:val="19"/>
-          <w:szCs w:val="19"/>
-        </w:rPr>
-        <w:t>d(</w:t>
-      </w:r>
-      <w:proofErr w:type="gramEnd"/>
-      <w:r>
-        <w:rPr>
-          <w:rFonts w:ascii="Consolas" w:eastAsia="Consolas" w:hAnsi="Consolas" w:cs="Consolas"/>
-          <w:sz w:val="19"/>
-          <w:szCs w:val="19"/>
-        </w:rPr>
-        <w:t>cos θ)</w:t>
+        <w:t xml:space="preserve">dA = 2π sin θ dθ = −2π d(cos θ)</w:t>
       </w:r>
       <w:r>
         <w:t>. Gleiche Schritte in cos bedeuten also gleiche Fläche pro Strahl.</w:t>
@@ -3062,25 +2424,29 @@
           <w:sz w:val="18"/>
           <w:szCs w:val="18"/>
         </w:rPr>
-        <w:t xml:space="preserve">Strahl   </w:t>
-      </w:r>
-      <w:proofErr w:type="gramStart"/>
+        <w:t xml:space="preserve">Strahl   0  -&gt;   0.000 Grad     &lt;- die Achse selbst</w:t>
+      </w:r>
+      <w:r>
+        <w:br/>
+      </w:r>
       <w:r>
         <w:rPr>
           <w:rFonts w:ascii="Consolas" w:eastAsia="Consolas" w:hAnsi="Consolas" w:cs="Consolas"/>
           <w:sz w:val="18"/>
           <w:szCs w:val="18"/>
         </w:rPr>
-        <w:t>0  -</w:t>
-      </w:r>
-      <w:proofErr w:type="gramEnd"/>
+        <w:t xml:space="preserve">Strahl   1  -&gt;   1.283 Grad</w:t>
+      </w:r>
+      <w:r>
+        <w:br/>
+      </w:r>
       <w:r>
         <w:rPr>
           <w:rFonts w:ascii="Consolas" w:eastAsia="Consolas" w:hAnsi="Consolas" w:cs="Consolas"/>
           <w:sz w:val="18"/>
           <w:szCs w:val="18"/>
         </w:rPr>
-        <w:t>&gt;   0.000 Grad     &lt;- die Achse selbst</w:t>
+        <w:t xml:space="preserve">Strahl   2  -&gt;   2.222 Grad</w:t>
       </w:r>
       <w:r>
         <w:br/>
@@ -3091,101 +2457,7 @@
           <w:sz w:val="18"/>
           <w:szCs w:val="18"/>
         </w:rPr>
-        <w:t xml:space="preserve">Strahl   </w:t>
-      </w:r>
-      <w:proofErr w:type="gramStart"/>
-      <w:r>
-        <w:rPr>
-          <w:rFonts w:ascii="Consolas" w:eastAsia="Consolas" w:hAnsi="Consolas" w:cs="Consolas"/>
-          <w:sz w:val="18"/>
-          <w:szCs w:val="18"/>
-        </w:rPr>
-        <w:t>1  -</w:t>
-      </w:r>
-      <w:proofErr w:type="gramEnd"/>
-      <w:r>
-        <w:rPr>
-          <w:rFonts w:ascii="Consolas" w:eastAsia="Consolas" w:hAnsi="Consolas" w:cs="Consolas"/>
-          <w:sz w:val="18"/>
-          <w:szCs w:val="18"/>
-        </w:rPr>
-        <w:t>&gt;   1.283 Grad</w:t>
-      </w:r>
-      <w:r>
-        <w:br/>
-      </w:r>
-      <w:r>
-        <w:rPr>
-          <w:rFonts w:ascii="Consolas" w:eastAsia="Consolas" w:hAnsi="Consolas" w:cs="Consolas"/>
-          <w:sz w:val="18"/>
-          <w:szCs w:val="18"/>
-        </w:rPr>
-        <w:t xml:space="preserve">Strahl   </w:t>
-      </w:r>
-      <w:proofErr w:type="gramStart"/>
-      <w:r>
-        <w:rPr>
-          <w:rFonts w:ascii="Consolas" w:eastAsia="Consolas" w:hAnsi="Consolas" w:cs="Consolas"/>
-          <w:sz w:val="18"/>
-          <w:szCs w:val="18"/>
-        </w:rPr>
-        <w:t>2  -</w:t>
-      </w:r>
-      <w:proofErr w:type="gramEnd"/>
-      <w:r>
-        <w:rPr>
-          <w:rFonts w:ascii="Consolas" w:eastAsia="Consolas" w:hAnsi="Consolas" w:cs="Consolas"/>
-          <w:sz w:val="18"/>
-          <w:szCs w:val="18"/>
-        </w:rPr>
-        <w:t>&gt;   2.222 Grad</w:t>
-      </w:r>
-      <w:r>
-        <w:br/>
-      </w:r>
-      <w:r>
-        <w:rPr>
-          <w:rFonts w:ascii="Consolas" w:eastAsia="Consolas" w:hAnsi="Consolas" w:cs="Consolas"/>
-          <w:sz w:val="18"/>
-          <w:szCs w:val="18"/>
-        </w:rPr>
-        <w:t xml:space="preserve">Strahl </w:t>
-      </w:r>
-      <w:proofErr w:type="gramStart"/>
-      <w:r>
-        <w:rPr>
-          <w:rFonts w:ascii="Consolas" w:eastAsia="Consolas" w:hAnsi="Consolas" w:cs="Consolas"/>
-          <w:sz w:val="18"/>
-          <w:szCs w:val="18"/>
-        </w:rPr>
-        <w:t>399  -&gt;  36.846</w:t>
-      </w:r>
-      <w:proofErr w:type="gramEnd"/>
-      <w:r>
-        <w:rPr>
-          <w:rFonts w:ascii="Consolas" w:eastAsia="Consolas" w:hAnsi="Consolas" w:cs="Consolas"/>
-          <w:sz w:val="18"/>
-          <w:szCs w:val="18"/>
-        </w:rPr>
-        <w:t xml:space="preserve"> Grad  </w:t>
-      </w:r>
-      <w:proofErr w:type="gramStart"/>
-      <w:r>
-        <w:rPr>
-          <w:rFonts w:ascii="Consolas" w:eastAsia="Consolas" w:hAnsi="Consolas" w:cs="Consolas"/>
-          <w:sz w:val="18"/>
-          <w:szCs w:val="18"/>
-        </w:rPr>
-        <w:t xml:space="preserve">   (</w:t>
-      </w:r>
-      <w:proofErr w:type="gramEnd"/>
-      <w:r>
-        <w:rPr>
-          <w:rFonts w:ascii="Consolas" w:eastAsia="Consolas" w:hAnsi="Consolas" w:cs="Consolas"/>
-          <w:sz w:val="18"/>
-          <w:szCs w:val="18"/>
-        </w:rPr>
-        <w:t>Kegelrand)</w:t>
+        <w:t xml:space="preserve">Strahl 399  -&gt;  36.846 Grad     (Kegelrand)</w:t>
       </w:r>
     </w:p>
     <w:p>
@@ -3208,15 +2480,7 @@
         <w:t xml:space="preserve">Strahl 0 liegt seit dieser Woche exakt auf der Achse. </w:t>
       </w:r>
       <w:r>
-        <w:t>Vorher begann die Spirale bei 1.281° — das ist die Mittelpunktsregel für flächengleiche Verteilung, richtig beim Mitteln, falsch beim Maximum-Suchen. Folge: jedes achsensymmetrische Molekül meldete stur »1.3 Grad«, eine Untergrenze des Rasters statt einer Messung. Der Fehler im Wert war klein (4-Bromacetophenon: 0.008 kcal/(</w:t>
-      </w:r>
-      <w:proofErr w:type="spellStart"/>
-      <w:r>
-        <w:t>mol·e</w:t>
-      </w:r>
-      <w:proofErr w:type="spellEnd"/>
-      <w:r>
-        <w:t>)), die Meldung aber irreführend.</w:t>
+        <w:t>Vorher begann die Spirale bei 1.281° — das ist die Mittelpunktsregel für flächengleiche Verteilung, richtig beim Mitteln, falsch beim Maximum-Suchen. Folge: jedes achsensymmetrische Molekül meldete stur »1.3 Grad«, eine Untergrenze des Rasters statt einer Messung. Der Fehler im Wert war klein (4-Bromacetophenon: 0.008 kcal/(mol·e)), die Meldung aber irreführend.</w:t>
       </w:r>
     </w:p>
     <w:p>
@@ -3510,23 +2774,7 @@
         <w:spacing w:after="130"/>
       </w:pPr>
       <w:r>
-        <w:t>A</w:t>
-      </w:r>
-      <w:proofErr w:type="gramStart"/>
-      <w:r>
-        <w:t>5  Zwei</w:t>
-      </w:r>
-      <w:proofErr w:type="gramEnd"/>
-      <w:r>
-        <w:t xml:space="preserve"> Fehler, die </w:t>
-      </w:r>
-      <w:proofErr w:type="spellStart"/>
-      <w:r>
-        <w:t>Triazolam</w:t>
-      </w:r>
-      <w:proofErr w:type="spellEnd"/>
-      <w:r>
-        <w:t xml:space="preserve"> aufgedeckt hat</w:t>
+        <w:t xml:space="preserve">A5  Zwei Fehler, die Triazolam aufgedeckt hat</w:t>
       </w:r>
     </w:p>
     <w:p>
@@ -3564,23 +2812,7 @@
         <w:t>äußersten</w:t>
       </w:r>
       <w:r>
-        <w:t xml:space="preserve"> Durchgang durch ρ = 0.001. Bei </w:t>
-      </w:r>
-      <w:proofErr w:type="spellStart"/>
-      <w:r>
-        <w:t>Triazolam</w:t>
-      </w:r>
-      <w:proofErr w:type="spellEnd"/>
-      <w:r>
-        <w:t xml:space="preserve"> zeigt der Kegel um Cl21 auf die Methylgruppe am </w:t>
-      </w:r>
-      <w:proofErr w:type="spellStart"/>
-      <w:r>
-        <w:t>Triazolring</w:t>
-      </w:r>
-      <w:proofErr w:type="spellEnd"/>
-      <w:r>
-        <w:t>: die Strahlen verließen die Chloroberfläche, kreuzten Vakuum und trafen die Methylgruppe.</w:t>
+        <w:t xml:space="preserve"> Durchgang durch ρ = 0.001. Bei Triazolam zeigt der Kegel um Cl21 auf die Methylgruppe am Triazolring: die Strahlen verließen die Chloroberfläche, kreuzten Vakuum und trafen die Methylgruppe.</w:t>
       </w:r>
     </w:p>
     <w:tbl>
@@ -3739,23 +2971,7 @@
                 <w:sz w:val="18"/>
                 <w:szCs w:val="18"/>
               </w:rPr>
-              <w:t>+18.8 kcal/</w:t>
-            </w:r>
-            <w:proofErr w:type="spellStart"/>
-            <w:r>
-              <w:rPr>
-                <w:sz w:val="18"/>
-                <w:szCs w:val="18"/>
-              </w:rPr>
-              <w:t>mol</w:t>
-            </w:r>
-            <w:proofErr w:type="spellEnd"/>
-            <w:r>
-              <w:rPr>
-                <w:sz w:val="18"/>
-                <w:szCs w:val="18"/>
-              </w:rPr>
-              <w:t>, 29.0° neben der Achse</w:t>
+              <w:t>+18.8 kcal/mol, 29.0° neben der Achse</w:t>
             </w:r>
           </w:p>
         </w:tc>
@@ -3835,23 +3051,7 @@
                 <w:sz w:val="18"/>
                 <w:szCs w:val="18"/>
               </w:rPr>
-              <w:t xml:space="preserve">−42.0 (in Wahrheit </w:t>
-            </w:r>
-            <w:proofErr w:type="spellStart"/>
-            <w:r>
-              <w:rPr>
-                <w:sz w:val="18"/>
-                <w:szCs w:val="18"/>
-              </w:rPr>
-              <w:t>Triazol</w:t>
-            </w:r>
-            <w:proofErr w:type="spellEnd"/>
-            <w:r>
-              <w:rPr>
-                <w:sz w:val="18"/>
-                <w:szCs w:val="18"/>
-              </w:rPr>
-              <w:t>-Stickstoffe)</w:t>
+              <w:t xml:space="preserve">−42.0 (in Wahrheit Triazol-Stickstoffe)</w:t>
             </w:r>
           </w:p>
         </w:tc>
@@ -3893,29 +3093,7 @@
           <w:sz w:val="17"/>
           <w:szCs w:val="17"/>
         </w:rPr>
-        <w:t xml:space="preserve">Tabelle 5 — +18.8 für ein </w:t>
-      </w:r>
-      <w:proofErr w:type="spellStart"/>
-      <w:r>
-        <w:rPr>
-          <w:i/>
-          <w:iCs/>
-          <w:color w:val="444444"/>
-          <w:sz w:val="17"/>
-          <w:szCs w:val="17"/>
-        </w:rPr>
-        <w:t>Arylchlorid</w:t>
-      </w:r>
-      <w:proofErr w:type="spellEnd"/>
-      <w:r>
-        <w:rPr>
-          <w:i/>
-          <w:iCs/>
-          <w:color w:val="444444"/>
-          <w:sz w:val="17"/>
-          <w:szCs w:val="17"/>
-        </w:rPr>
-        <w:t xml:space="preserve"> war der Verräter: Chlorbenzol liefert +4.9.</w:t>
+        <w:t xml:space="preserve">Tabelle 5 — +18.8 für ein Arylchlorid war der Verräter: Chlorbenzol liefert +4.9.</w:t>
       </w:r>
     </w:p>
     <w:p>
@@ -3933,23 +3111,7 @@
         <w:t>innersten</w:t>
       </w:r>
       <w:r>
-        <w:t xml:space="preserve"> Durchgang — der Strahl startet in der Dichte des Halogens, das erste Unterschreiten ist dessen eigene Oberfläche — plus eine Abstandsgrenze von 1.6 </w:t>
-      </w:r>
-      <w:proofErr w:type="spellStart"/>
-      <w:r>
-        <w:t>vdW</w:t>
-      </w:r>
-      <w:proofErr w:type="spellEnd"/>
-      <w:r>
-        <w:t xml:space="preserve">-Radien. Bei konvexen Molekülen sind erster und letzter Durchgang derselbe Punkt, die Referenzwerte änderten sich um 1·10⁻⁵ </w:t>
-      </w:r>
-      <w:proofErr w:type="spellStart"/>
-      <w:r>
-        <w:t>a.u</w:t>
-      </w:r>
-      <w:proofErr w:type="spellEnd"/>
-      <w:r>
-        <w:t>.</w:t>
+        <w:t xml:space="preserve"> Durchgang — der Strahl startet in der Dichte des Halogens, das erste Unterschreiten ist dessen eigene Oberfläche — plus eine Abstandsgrenze von 1.6 vdW-Radien. Bei konvexen Molekülen sind erster und letzter Durchgang derselbe Punkt, die Referenzwerte änderten sich um 1·10⁻⁵ a.u.</w:t>
       </w:r>
     </w:p>
     <w:p>
@@ -3968,7 +3130,6 @@
       <w:pPr>
         <w:spacing w:after="140" w:line="276" w:lineRule="auto"/>
       </w:pPr>
-      <w:proofErr w:type="spellStart"/>
       <w:r>
         <w:rPr>
           <w:rFonts w:ascii="Consolas" w:eastAsia="Consolas" w:hAnsi="Consolas" w:cs="Consolas"/>
@@ -3977,17 +3138,8 @@
         </w:rPr>
         <w:t>molecular_frame</w:t>
       </w:r>
-      <w:proofErr w:type="spellEnd"/>
-      <w:r>
-        <w:t xml:space="preserve"> projizierte die C–X-Achse in die Ausgleichsebene, damit die drei Ansichten ein sauberes Rechtssystem bilden. Bei planaren Molekülen ist das Rundungskosmetik; bei </w:t>
-      </w:r>
-      <w:proofErr w:type="spellStart"/>
-      <w:r>
-        <w:t>Triazolam</w:t>
-      </w:r>
-      <w:proofErr w:type="spellEnd"/>
-      <w:r>
-        <w:t xml:space="preserve"> steht die C–Cl21-Bindung 42.9° aus der Ebene heraus.</w:t>
+      <w:r>
+        <w:t xml:space="preserve"> projizierte die C–X-Achse in die Ausgleichsebene, damit die drei Ansichten ein sauberes Rechtssystem bilden. Bei planaren Molekülen ist das Rundungskosmetik; bei Triazolam steht die C–Cl21-Bindung 42.9° aus der Ebene heraus.</w:t>
       </w:r>
     </w:p>
     <w:p>
@@ -4007,100 +3159,28 @@
           <w:sz w:val="18"/>
           <w:szCs w:val="18"/>
         </w:rPr>
-        <w:t xml:space="preserve">Blickrichtung der </w:t>
-      </w:r>
-      <w:proofErr w:type="spellStart"/>
+        <w:t xml:space="preserve">Blickrichtung der sigma-Ansicht : [-0.990 -0.006 -0.141]</w:t>
+      </w:r>
+      <w:r>
+        <w:br/>
+      </w:r>
       <w:r>
         <w:rPr>
           <w:rFonts w:ascii="Consolas" w:eastAsia="Consolas" w:hAnsi="Consolas" w:cs="Consolas"/>
           <w:sz w:val="18"/>
           <w:szCs w:val="18"/>
         </w:rPr>
-        <w:t>sigma</w:t>
-      </w:r>
-      <w:proofErr w:type="spellEnd"/>
+        <w:t xml:space="preserve">echte C-Cl21-Achse              : [-0.766 -0.609  0.207]</w:t>
+      </w:r>
+      <w:r>
+        <w:br/>
+      </w:r>
       <w:r>
         <w:rPr>
           <w:rFonts w:ascii="Consolas" w:eastAsia="Consolas" w:hAnsi="Consolas" w:cs="Consolas"/>
           <w:sz w:val="18"/>
           <w:szCs w:val="18"/>
         </w:rPr>
-        <w:t>-</w:t>
-      </w:r>
-      <w:proofErr w:type="gramStart"/>
-      <w:r>
-        <w:rPr>
-          <w:rFonts w:ascii="Consolas" w:eastAsia="Consolas" w:hAnsi="Consolas" w:cs="Consolas"/>
-          <w:sz w:val="18"/>
-          <w:szCs w:val="18"/>
-        </w:rPr>
-        <w:t>Ansicht :</w:t>
-      </w:r>
-      <w:proofErr w:type="gramEnd"/>
-      <w:r>
-        <w:rPr>
-          <w:rFonts w:ascii="Consolas" w:eastAsia="Consolas" w:hAnsi="Consolas" w:cs="Consolas"/>
-          <w:sz w:val="18"/>
-          <w:szCs w:val="18"/>
-        </w:rPr>
-        <w:t xml:space="preserve"> [-0.990 -0.006 -0.141]</w:t>
-      </w:r>
-      <w:r>
-        <w:br/>
-      </w:r>
-      <w:r>
-        <w:rPr>
-          <w:rFonts w:ascii="Consolas" w:eastAsia="Consolas" w:hAnsi="Consolas" w:cs="Consolas"/>
-          <w:sz w:val="18"/>
-          <w:szCs w:val="18"/>
-        </w:rPr>
-        <w:t xml:space="preserve">echte C-Cl21-Achse            </w:t>
-      </w:r>
-      <w:proofErr w:type="gramStart"/>
-      <w:r>
-        <w:rPr>
-          <w:rFonts w:ascii="Consolas" w:eastAsia="Consolas" w:hAnsi="Consolas" w:cs="Consolas"/>
-          <w:sz w:val="18"/>
-          <w:szCs w:val="18"/>
-        </w:rPr>
-        <w:t xml:space="preserve">  :</w:t>
-      </w:r>
-      <w:proofErr w:type="gramEnd"/>
-      <w:r>
-        <w:rPr>
-          <w:rFonts w:ascii="Consolas" w:eastAsia="Consolas" w:hAnsi="Consolas" w:cs="Consolas"/>
-          <w:sz w:val="18"/>
-          <w:szCs w:val="18"/>
-        </w:rPr>
-        <w:t xml:space="preserve"> [-0.766 -0.</w:t>
-      </w:r>
-      <w:proofErr w:type="gramStart"/>
-      <w:r>
-        <w:rPr>
-          <w:rFonts w:ascii="Consolas" w:eastAsia="Consolas" w:hAnsi="Consolas" w:cs="Consolas"/>
-          <w:sz w:val="18"/>
-          <w:szCs w:val="18"/>
-        </w:rPr>
-        <w:t>609  0.207</w:t>
-      </w:r>
-      <w:proofErr w:type="gramEnd"/>
-      <w:r>
-        <w:rPr>
-          <w:rFonts w:ascii="Consolas" w:eastAsia="Consolas" w:hAnsi="Consolas" w:cs="Consolas"/>
-          <w:sz w:val="18"/>
-          <w:szCs w:val="18"/>
-        </w:rPr>
-        <w:t>]</w:t>
-      </w:r>
-      <w:r>
-        <w:br/>
-      </w:r>
-      <w:r>
-        <w:rPr>
-          <w:rFonts w:ascii="Consolas" w:eastAsia="Consolas" w:hAnsi="Consolas" w:cs="Consolas"/>
-          <w:sz w:val="18"/>
-          <w:szCs w:val="18"/>
-        </w:rPr>
         <w:t>Abweichung: 42.9 Grad</w:t>
       </w:r>
     </w:p>
@@ -4111,7 +3191,6 @@
       <w:r>
         <w:t xml:space="preserve">Seitdem liefert </w:t>
       </w:r>
-      <w:proofErr w:type="spellStart"/>
       <w:r>
         <w:rPr>
           <w:rFonts w:ascii="Consolas" w:eastAsia="Consolas" w:hAnsi="Consolas" w:cs="Consolas"/>
@@ -4120,17 +3199,8 @@
         </w:rPr>
         <w:t>molecular_frame</w:t>
       </w:r>
-      <w:proofErr w:type="spellEnd"/>
-      <w:r>
-        <w:t xml:space="preserve"> zwei Achsen: die projizierte für π und </w:t>
-      </w:r>
-      <w:proofErr w:type="spellStart"/>
-      <w:r>
-        <w:t>edge</w:t>
-      </w:r>
-      <w:proofErr w:type="spellEnd"/>
-      <w:r>
-        <w:t>, die echte für die σ-Ansicht. Bei 4-Bromacetophenon beträgt der Unterschied 0.001°, die Bilder blieben identisch. Übersteigt die Neigung 15°, meldet die Konsole es.</w:t>
+      <w:r>
+        <w:t xml:space="preserve"> zwei Achsen: die projizierte für π und edge, die echte für die σ-Ansicht. Bei 4-Bromacetophenon beträgt der Unterschied 0.001°, die Bilder blieben identisch. Übersteigt die Neigung 15°, meldet die Konsole es.</w:t>
       </w:r>
     </w:p>
     <w:p>
@@ -4151,44 +3221,8 @@
           <w:lang w:val="en-GB"/>
         </w:rPr>
         <w:lastRenderedPageBreak/>
-        <w:t>A</w:t>
-      </w:r>
-      <w:proofErr w:type="gramStart"/>
-      <w:r>
-        <w:rPr>
-          <w:lang w:val="en-GB"/>
-        </w:rPr>
-        <w:t>6  Die</w:t>
-      </w:r>
-      <w:proofErr w:type="gramEnd"/>
-      <w:r>
-        <w:rPr>
-          <w:lang w:val="en-GB"/>
-        </w:rPr>
-        <w:t xml:space="preserve"> </w:t>
-      </w:r>
-      <w:proofErr w:type="spellStart"/>
-      <w:r>
-        <w:rPr>
-          <w:lang w:val="en-GB"/>
-        </w:rPr>
-        <w:t>drei</w:t>
-      </w:r>
-      <w:proofErr w:type="spellEnd"/>
-      <w:r>
-        <w:rPr>
-          <w:lang w:val="en-GB"/>
-        </w:rPr>
-        <w:t xml:space="preserve"> </w:t>
-      </w:r>
-      <w:proofErr w:type="spellStart"/>
-      <w:r>
-        <w:rPr>
-          <w:lang w:val="en-GB"/>
-        </w:rPr>
-        <w:t>Ansichten</w:t>
-      </w:r>
-      <w:proofErr w:type="spellEnd"/>
+        <w:t xml:space="preserve">A6  Die drei Ansichten</w:t>
+      </w:r>
     </w:p>
     <w:p>
       <w:pPr>
@@ -4211,9 +3245,14 @@
           <w:szCs w:val="18"/>
           <w:lang w:val="en-GB"/>
         </w:rPr>
-        <w:t xml:space="preserve">"pi":    </w:t>
-      </w:r>
-      <w:proofErr w:type="spellStart"/>
+        <w:t xml:space="preserve">"pi":    view_matrix(forward=normal,               up=-axis)</w:t>
+      </w:r>
+      <w:r>
+        <w:rPr>
+          <w:lang w:val="en-GB"/>
+        </w:rPr>
+        <w:br/>
+      </w:r>
       <w:r>
         <w:rPr>
           <w:rFonts w:ascii="Consolas" w:eastAsia="Consolas" w:hAnsi="Consolas" w:cs="Consolas"/>
@@ -4221,9 +3260,14 @@
           <w:szCs w:val="18"/>
           <w:lang w:val="en-GB"/>
         </w:rPr>
-        <w:t>view_</w:t>
-      </w:r>
-      <w:proofErr w:type="gramStart"/>
+        <w:t xml:space="preserve">"edge":  view_matrix(forward=np.cross(normal, axis), up=normal)</w:t>
+      </w:r>
+      <w:r>
+        <w:rPr>
+          <w:lang w:val="en-GB"/>
+        </w:rPr>
+        <w:br/>
+      </w:r>
       <w:r>
         <w:rPr>
           <w:rFonts w:ascii="Consolas" w:eastAsia="Consolas" w:hAnsi="Consolas" w:cs="Consolas"/>
@@ -4231,219 +3275,7 @@
           <w:szCs w:val="18"/>
           <w:lang w:val="en-GB"/>
         </w:rPr>
-        <w:t>matrix</w:t>
-      </w:r>
-      <w:proofErr w:type="spellEnd"/>
-      <w:r>
-        <w:rPr>
-          <w:rFonts w:ascii="Consolas" w:eastAsia="Consolas" w:hAnsi="Consolas" w:cs="Consolas"/>
-          <w:sz w:val="18"/>
-          <w:szCs w:val="18"/>
-          <w:lang w:val="en-GB"/>
-        </w:rPr>
-        <w:t>(</w:t>
-      </w:r>
-      <w:proofErr w:type="gramEnd"/>
-      <w:r>
-        <w:rPr>
-          <w:rFonts w:ascii="Consolas" w:eastAsia="Consolas" w:hAnsi="Consolas" w:cs="Consolas"/>
-          <w:sz w:val="18"/>
-          <w:szCs w:val="18"/>
-          <w:lang w:val="en-GB"/>
-        </w:rPr>
-        <w:t>forward=</w:t>
-      </w:r>
-      <w:proofErr w:type="gramStart"/>
-      <w:r>
-        <w:rPr>
-          <w:rFonts w:ascii="Consolas" w:eastAsia="Consolas" w:hAnsi="Consolas" w:cs="Consolas"/>
-          <w:sz w:val="18"/>
-          <w:szCs w:val="18"/>
-          <w:lang w:val="en-GB"/>
-        </w:rPr>
-        <w:t xml:space="preserve">normal,   </w:t>
-      </w:r>
-      <w:proofErr w:type="gramEnd"/>
-      <w:r>
-        <w:rPr>
-          <w:rFonts w:ascii="Consolas" w:eastAsia="Consolas" w:hAnsi="Consolas" w:cs="Consolas"/>
-          <w:sz w:val="18"/>
-          <w:szCs w:val="18"/>
-          <w:lang w:val="en-GB"/>
-        </w:rPr>
-        <w:t xml:space="preserve">            up=-axis)</w:t>
-      </w:r>
-      <w:r>
-        <w:rPr>
-          <w:lang w:val="en-GB"/>
-        </w:rPr>
-        <w:br/>
-      </w:r>
-      <w:r>
-        <w:rPr>
-          <w:rFonts w:ascii="Consolas" w:eastAsia="Consolas" w:hAnsi="Consolas" w:cs="Consolas"/>
-          <w:sz w:val="18"/>
-          <w:szCs w:val="18"/>
-          <w:lang w:val="en-GB"/>
-        </w:rPr>
-        <w:t xml:space="preserve">"edge":  </w:t>
-      </w:r>
-      <w:proofErr w:type="spellStart"/>
-      <w:r>
-        <w:rPr>
-          <w:rFonts w:ascii="Consolas" w:eastAsia="Consolas" w:hAnsi="Consolas" w:cs="Consolas"/>
-          <w:sz w:val="18"/>
-          <w:szCs w:val="18"/>
-          <w:lang w:val="en-GB"/>
-        </w:rPr>
-        <w:t>view_</w:t>
-      </w:r>
-      <w:proofErr w:type="gramStart"/>
-      <w:r>
-        <w:rPr>
-          <w:rFonts w:ascii="Consolas" w:eastAsia="Consolas" w:hAnsi="Consolas" w:cs="Consolas"/>
-          <w:sz w:val="18"/>
-          <w:szCs w:val="18"/>
-          <w:lang w:val="en-GB"/>
-        </w:rPr>
-        <w:t>matrix</w:t>
-      </w:r>
-      <w:proofErr w:type="spellEnd"/>
-      <w:r>
-        <w:rPr>
-          <w:rFonts w:ascii="Consolas" w:eastAsia="Consolas" w:hAnsi="Consolas" w:cs="Consolas"/>
-          <w:sz w:val="18"/>
-          <w:szCs w:val="18"/>
-          <w:lang w:val="en-GB"/>
-        </w:rPr>
-        <w:t>(</w:t>
-      </w:r>
-      <w:proofErr w:type="gramEnd"/>
-      <w:r>
-        <w:rPr>
-          <w:rFonts w:ascii="Consolas" w:eastAsia="Consolas" w:hAnsi="Consolas" w:cs="Consolas"/>
-          <w:sz w:val="18"/>
-          <w:szCs w:val="18"/>
-          <w:lang w:val="en-GB"/>
-        </w:rPr>
-        <w:t>forward=</w:t>
-      </w:r>
-      <w:proofErr w:type="spellStart"/>
-      <w:proofErr w:type="gramStart"/>
-      <w:r>
-        <w:rPr>
-          <w:rFonts w:ascii="Consolas" w:eastAsia="Consolas" w:hAnsi="Consolas" w:cs="Consolas"/>
-          <w:sz w:val="18"/>
-          <w:szCs w:val="18"/>
-          <w:lang w:val="en-GB"/>
-        </w:rPr>
-        <w:t>np.cross</w:t>
-      </w:r>
-      <w:proofErr w:type="spellEnd"/>
-      <w:proofErr w:type="gramEnd"/>
-      <w:r>
-        <w:rPr>
-          <w:rFonts w:ascii="Consolas" w:eastAsia="Consolas" w:hAnsi="Consolas" w:cs="Consolas"/>
-          <w:sz w:val="18"/>
-          <w:szCs w:val="18"/>
-          <w:lang w:val="en-GB"/>
-        </w:rPr>
-        <w:t>(normal, axis), up=normal)</w:t>
-      </w:r>
-      <w:r>
-        <w:rPr>
-          <w:lang w:val="en-GB"/>
-        </w:rPr>
-        <w:br/>
-      </w:r>
-      <w:r>
-        <w:rPr>
-          <w:rFonts w:ascii="Consolas" w:eastAsia="Consolas" w:hAnsi="Consolas" w:cs="Consolas"/>
-          <w:sz w:val="18"/>
-          <w:szCs w:val="18"/>
-          <w:lang w:val="en-GB"/>
-        </w:rPr>
-        <w:t xml:space="preserve">"sigma": </w:t>
-      </w:r>
-      <w:proofErr w:type="spellStart"/>
-      <w:r>
-        <w:rPr>
-          <w:rFonts w:ascii="Consolas" w:eastAsia="Consolas" w:hAnsi="Consolas" w:cs="Consolas"/>
-          <w:sz w:val="18"/>
-          <w:szCs w:val="18"/>
-          <w:lang w:val="en-GB"/>
-        </w:rPr>
-        <w:t>view_</w:t>
-      </w:r>
-      <w:proofErr w:type="gramStart"/>
-      <w:r>
-        <w:rPr>
-          <w:rFonts w:ascii="Consolas" w:eastAsia="Consolas" w:hAnsi="Consolas" w:cs="Consolas"/>
-          <w:sz w:val="18"/>
-          <w:szCs w:val="18"/>
-          <w:lang w:val="en-GB"/>
-        </w:rPr>
-        <w:t>matrix</w:t>
-      </w:r>
-      <w:proofErr w:type="spellEnd"/>
-      <w:r>
-        <w:rPr>
-          <w:rFonts w:ascii="Consolas" w:eastAsia="Consolas" w:hAnsi="Consolas" w:cs="Consolas"/>
-          <w:sz w:val="18"/>
-          <w:szCs w:val="18"/>
-          <w:lang w:val="en-GB"/>
-        </w:rPr>
-        <w:t>(</w:t>
-      </w:r>
-      <w:proofErr w:type="gramEnd"/>
-      <w:r>
-        <w:rPr>
-          <w:rFonts w:ascii="Consolas" w:eastAsia="Consolas" w:hAnsi="Consolas" w:cs="Consolas"/>
-          <w:sz w:val="18"/>
-          <w:szCs w:val="18"/>
-          <w:lang w:val="en-GB"/>
-        </w:rPr>
-        <w:t>forward=</w:t>
-      </w:r>
-      <w:proofErr w:type="spellStart"/>
-      <w:r>
-        <w:rPr>
-          <w:rFonts w:ascii="Consolas" w:eastAsia="Consolas" w:hAnsi="Consolas" w:cs="Consolas"/>
-          <w:sz w:val="18"/>
-          <w:szCs w:val="18"/>
-          <w:lang w:val="en-GB"/>
-        </w:rPr>
-        <w:t>sigma_</w:t>
-      </w:r>
-      <w:proofErr w:type="gramStart"/>
-      <w:r>
-        <w:rPr>
-          <w:rFonts w:ascii="Consolas" w:eastAsia="Consolas" w:hAnsi="Consolas" w:cs="Consolas"/>
-          <w:sz w:val="18"/>
-          <w:szCs w:val="18"/>
-          <w:lang w:val="en-GB"/>
-        </w:rPr>
-        <w:t>axis</w:t>
-      </w:r>
-      <w:proofErr w:type="spellEnd"/>
-      <w:r>
-        <w:rPr>
-          <w:rFonts w:ascii="Consolas" w:eastAsia="Consolas" w:hAnsi="Consolas" w:cs="Consolas"/>
-          <w:sz w:val="18"/>
-          <w:szCs w:val="18"/>
-          <w:lang w:val="en-GB"/>
-        </w:rPr>
-        <w:t xml:space="preserve">,   </w:t>
-      </w:r>
-      <w:proofErr w:type="gramEnd"/>
-      <w:r>
-        <w:rPr>
-          <w:rFonts w:ascii="Consolas" w:eastAsia="Consolas" w:hAnsi="Consolas" w:cs="Consolas"/>
-          <w:sz w:val="18"/>
-          <w:szCs w:val="18"/>
-          <w:lang w:val="en-GB"/>
-        </w:rPr>
-        <w:t xml:space="preserve">        up=normal)</w:t>
+        <w:t xml:space="preserve">"sigma": view_matrix(forward=sigma_axis,           up=normal)</w:t>
       </w:r>
     </w:p>
     <w:p>
@@ -4451,17 +3283,8 @@
         <w:spacing w:after="140" w:line="276" w:lineRule="auto"/>
       </w:pPr>
       <w:r>
-        <w:t xml:space="preserve">Die Normale kommt aus der Singulärwertzerlegung der Schweratome — die Richtung kleinster Ausdehnung. Damit landet jedes Molekül automatisch in derselben Ausrichtung, ohne </w:t>
-      </w:r>
-      <w:proofErr w:type="spellStart"/>
-      <w:r>
-        <w:t>PyMOLs</w:t>
-      </w:r>
-      <w:proofErr w:type="spellEnd"/>
-      <w:r>
-        <w:t xml:space="preserve"> </w:t>
-      </w:r>
-      <w:proofErr w:type="spellStart"/>
+        <w:t xml:space="preserve">Die Normale kommt aus der Singulärwertzerlegung der Schweratome — die Richtung kleinster Ausdehnung. Damit landet jedes Molekül automatisch in derselben Ausrichtung, ohne PyMOLs </w:t>
+      </w:r>
       <w:r>
         <w:rPr>
           <w:rFonts w:ascii="Consolas" w:eastAsia="Consolas" w:hAnsi="Consolas" w:cs="Consolas"/>
@@ -4470,7 +3293,6 @@
         </w:rPr>
         <w:t>orient</w:t>
       </w:r>
-      <w:proofErr w:type="spellEnd"/>
       <w:r>
         <w:t xml:space="preserve"> und ohne manuelles Drehen. Genau das macht einen Bildersatz vergleichbar.</w:t>
       </w:r>
@@ -4499,23 +3321,7 @@
           <w:b/>
           <w:bCs/>
         </w:rPr>
-        <w:t xml:space="preserve">Zwei Fallen in der </w:t>
-      </w:r>
-      <w:proofErr w:type="spellStart"/>
-      <w:r>
-        <w:rPr>
-          <w:b/>
-          <w:bCs/>
-        </w:rPr>
-        <w:t>PyMOL</w:t>
-      </w:r>
-      <w:proofErr w:type="spellEnd"/>
-      <w:r>
-        <w:rPr>
-          <w:b/>
-          <w:bCs/>
-        </w:rPr>
-        <w:t>-Anbindung, beide empirisch gefunden:</w:t>
+        <w:t xml:space="preserve">Zwei Fallen in der PyMOL-Anbindung, beide empirisch gefunden:</w:t>
       </w:r>
     </w:p>
     <w:p>
@@ -4527,7 +3333,6 @@
         </w:numPr>
         <w:spacing w:after="90" w:line="276" w:lineRule="auto"/>
       </w:pPr>
-      <w:proofErr w:type="spellStart"/>
       <w:r>
         <w:rPr>
           <w:rFonts w:ascii="Consolas" w:eastAsia="Consolas" w:hAnsi="Consolas" w:cs="Consolas"/>
@@ -4536,7 +3341,6 @@
         </w:rPr>
         <w:t>set_view</w:t>
       </w:r>
-      <w:proofErr w:type="spellEnd"/>
       <w:r>
         <w:t xml:space="preserve"> erwartet die Matrix, deren </w:t>
       </w:r>
@@ -4548,11 +3352,7 @@
         <w:t>Spalten</w:t>
       </w:r>
       <w:r>
-        <w:t xml:space="preserve"> die Kamerabasis sind — also die Transponierte der Zeilenform. Ohne </w:t>
-      </w:r>
-      <w:proofErr w:type="gramStart"/>
-      <w:r>
-        <w:t xml:space="preserve">das </w:t>
+        <w:t xml:space="preserve"> die Kamerabasis sind — also die Transponierte der Zeilenform. Ohne das </w:t>
       </w:r>
       <w:r>
         <w:rPr>
@@ -4562,11 +3362,9 @@
         </w:rPr>
         <w:t>.T</w:t>
       </w:r>
-      <w:proofErr w:type="gramEnd"/>
       <w:r>
         <w:t xml:space="preserve"> in </w:t>
       </w:r>
-      <w:proofErr w:type="spellStart"/>
       <w:r>
         <w:rPr>
           <w:rFonts w:ascii="Consolas" w:eastAsia="Consolas" w:hAnsi="Consolas" w:cs="Consolas"/>
@@ -4575,17 +3373,8 @@
         </w:rPr>
         <w:t>view_matrix</w:t>
       </w:r>
-      <w:proofErr w:type="spellEnd"/>
-      <w:r>
-        <w:t xml:space="preserve"> wurde die </w:t>
-      </w:r>
-      <w:proofErr w:type="spellStart"/>
-      <w:r>
-        <w:t>edge</w:t>
-      </w:r>
-      <w:proofErr w:type="spellEnd"/>
-      <w:r>
-        <w:t>-Ansicht als Stirnansicht gerendert.</w:t>
+      <w:r>
+        <w:t xml:space="preserve"> wurde die edge-Ansicht als Stirnansicht gerendert.</w:t>
       </w:r>
     </w:p>
     <w:p>
@@ -4597,83 +3386,27 @@
         </w:numPr>
         <w:spacing w:after="90" w:line="276" w:lineRule="auto"/>
       </w:pPr>
-      <w:proofErr w:type="spellStart"/>
-      <w:proofErr w:type="gramStart"/>
       <w:r>
         <w:rPr>
           <w:rFonts w:ascii="Consolas" w:eastAsia="Consolas" w:hAnsi="Consolas" w:cs="Consolas"/>
           <w:sz w:val="19"/>
           <w:szCs w:val="19"/>
         </w:rPr>
-        <w:t>cmd.zoom</w:t>
-      </w:r>
-      <w:proofErr w:type="spellEnd"/>
-      <w:proofErr w:type="gramEnd"/>
+        <w:t xml:space="preserve">cmd.zoom("mol", BUFFER_ANGSTROM)</w:t>
+      </w:r>
+      <w:r>
+        <w:t xml:space="preserve"> statt </w:t>
+      </w:r>
       <w:r>
         <w:rPr>
           <w:rFonts w:ascii="Consolas" w:eastAsia="Consolas" w:hAnsi="Consolas" w:cs="Consolas"/>
           <w:sz w:val="19"/>
           <w:szCs w:val="19"/>
         </w:rPr>
-        <w:t>("</w:t>
-      </w:r>
-      <w:proofErr w:type="spellStart"/>
-      <w:r>
-        <w:rPr>
-          <w:rFonts w:ascii="Consolas" w:eastAsia="Consolas" w:hAnsi="Consolas" w:cs="Consolas"/>
-          <w:sz w:val="19"/>
-          <w:szCs w:val="19"/>
-        </w:rPr>
-        <w:t>mol</w:t>
-      </w:r>
-      <w:proofErr w:type="spellEnd"/>
-      <w:r>
-        <w:rPr>
-          <w:rFonts w:ascii="Consolas" w:eastAsia="Consolas" w:hAnsi="Consolas" w:cs="Consolas"/>
-          <w:sz w:val="19"/>
-          <w:szCs w:val="19"/>
-        </w:rPr>
-        <w:t xml:space="preserve">", </w:t>
-      </w:r>
-      <w:proofErr w:type="spellStart"/>
-      <w:r>
-        <w:rPr>
-          <w:rFonts w:ascii="Consolas" w:eastAsia="Consolas" w:hAnsi="Consolas" w:cs="Consolas"/>
-          <w:sz w:val="19"/>
-          <w:szCs w:val="19"/>
-        </w:rPr>
-        <w:t>buffer</w:t>
-      </w:r>
-      <w:proofErr w:type="spellEnd"/>
-      <w:r>
-        <w:rPr>
-          <w:rFonts w:ascii="Consolas" w:eastAsia="Consolas" w:hAnsi="Consolas" w:cs="Consolas"/>
-          <w:sz w:val="19"/>
-          <w:szCs w:val="19"/>
-        </w:rPr>
-        <w:t>)</w:t>
-      </w:r>
-      <w:r>
-        <w:t xml:space="preserve"> statt </w:t>
-      </w:r>
-      <w:r>
-        <w:rPr>
-          <w:rFonts w:ascii="Consolas" w:eastAsia="Consolas" w:hAnsi="Consolas" w:cs="Consolas"/>
-          <w:sz w:val="19"/>
-          <w:szCs w:val="19"/>
-        </w:rPr>
         <w:t>zoom("surf")</w:t>
       </w:r>
       <w:r>
-        <w:t xml:space="preserve">: das </w:t>
-      </w:r>
-      <w:proofErr w:type="spellStart"/>
-      <w:r>
-        <w:t>Isoflächen</w:t>
-      </w:r>
-      <w:proofErr w:type="spellEnd"/>
-      <w:r>
-        <w:t>-Objekt trägt die Ausdehnung der ganzen Gitterbox mit sich, das Molekül würde winzig erscheinen.</w:t>
+        <w:t xml:space="preserve">: das Isoflächen-Objekt trägt die Ausdehnung der ganzen Gitterbox mit sich, das Molekül würde winzig erscheinen. Der Rand von 2.4 Å ist eine feste Konstante im Modul, keine Option — er deckt den Platz ab, den die Isofläche über die Kerne hinaus braucht.</w:t>
       </w:r>
     </w:p>
     <w:p>
@@ -4688,35 +3421,7 @@
         <w:rPr>
           <w:lang w:val="en-GB"/>
         </w:rPr>
-        <w:t xml:space="preserve">A7  </w:t>
-      </w:r>
-      <w:proofErr w:type="spellStart"/>
-      <w:r>
-        <w:rPr>
-          <w:lang w:val="en-GB"/>
-        </w:rPr>
-        <w:t>Warum</w:t>
-      </w:r>
-      <w:proofErr w:type="spellEnd"/>
-      <w:r>
-        <w:rPr>
-          <w:lang w:val="en-GB"/>
-        </w:rPr>
-        <w:t xml:space="preserve"> </w:t>
-      </w:r>
-      <w:proofErr w:type="spellStart"/>
-      <w:r>
-        <w:rPr>
-          <w:lang w:val="en-GB"/>
-        </w:rPr>
-        <w:t>kein</w:t>
-      </w:r>
-      <w:proofErr w:type="spellEnd"/>
-      <w:r>
-        <w:rPr>
-          <w:lang w:val="en-GB"/>
-        </w:rPr>
-        <w:t xml:space="preserve"> if __name__ == "__main__"</w:t>
+        <w:t xml:space="preserve">A7  Warum kein if __name__ == "__main__"</w:t>
       </w:r>
     </w:p>
     <w:p>
@@ -4740,9 +3445,14 @@
           <w:szCs w:val="18"/>
           <w:lang w:val="en-GB"/>
         </w:rPr>
-        <w:t>if __name__ != "</w:t>
-      </w:r>
-      <w:proofErr w:type="spellStart"/>
+        <w:t>if __name__ != "render_esp":</w:t>
+      </w:r>
+      <w:r>
+        <w:rPr>
+          <w:lang w:val="en-GB"/>
+        </w:rPr>
+        <w:br/>
+      </w:r>
       <w:r>
         <w:rPr>
           <w:rFonts w:ascii="Consolas" w:eastAsia="Consolas" w:hAnsi="Consolas" w:cs="Consolas"/>
@@ -4750,85 +3460,15 @@
           <w:szCs w:val="18"/>
           <w:lang w:val="en-GB"/>
         </w:rPr>
-        <w:t>render_esp</w:t>
-      </w:r>
-      <w:proofErr w:type="spellEnd"/>
-      <w:r>
-        <w:rPr>
-          <w:rFonts w:ascii="Consolas" w:eastAsia="Consolas" w:hAnsi="Consolas" w:cs="Consolas"/>
-          <w:sz w:val="18"/>
-          <w:szCs w:val="18"/>
-          <w:lang w:val="en-GB"/>
-        </w:rPr>
-        <w:t>":</w:t>
-      </w:r>
-      <w:r>
-        <w:rPr>
-          <w:lang w:val="en-GB"/>
-        </w:rPr>
-        <w:br/>
-      </w:r>
-      <w:r>
-        <w:rPr>
-          <w:rFonts w:ascii="Consolas" w:eastAsia="Consolas" w:hAnsi="Consolas" w:cs="Consolas"/>
-          <w:sz w:val="18"/>
-          <w:szCs w:val="18"/>
-          <w:lang w:val="en-GB"/>
-        </w:rPr>
-        <w:t xml:space="preserve">    </w:t>
-      </w:r>
-      <w:proofErr w:type="spellStart"/>
-      <w:r>
-        <w:rPr>
-          <w:rFonts w:ascii="Consolas" w:eastAsia="Consolas" w:hAnsi="Consolas" w:cs="Consolas"/>
-          <w:sz w:val="18"/>
-          <w:szCs w:val="18"/>
-          <w:lang w:val="en-GB"/>
-        </w:rPr>
-        <w:t>sys.exit</w:t>
-      </w:r>
-      <w:proofErr w:type="spellEnd"/>
-      <w:r>
-        <w:rPr>
-          <w:rFonts w:ascii="Consolas" w:eastAsia="Consolas" w:hAnsi="Consolas" w:cs="Consolas"/>
-          <w:sz w:val="18"/>
-          <w:szCs w:val="18"/>
-          <w:lang w:val="en-GB"/>
-        </w:rPr>
-        <w:t>(main(</w:t>
-      </w:r>
-      <w:proofErr w:type="spellStart"/>
-      <w:r>
-        <w:rPr>
-          <w:rFonts w:ascii="Consolas" w:eastAsia="Consolas" w:hAnsi="Consolas" w:cs="Consolas"/>
-          <w:sz w:val="18"/>
-          <w:szCs w:val="18"/>
-          <w:lang w:val="en-GB"/>
-        </w:rPr>
-        <w:t>sys.argv</w:t>
-      </w:r>
-      <w:proofErr w:type="spellEnd"/>
-      <w:r>
-        <w:rPr>
-          <w:rFonts w:ascii="Consolas" w:eastAsia="Consolas" w:hAnsi="Consolas" w:cs="Consolas"/>
-          <w:sz w:val="18"/>
-          <w:szCs w:val="18"/>
-          <w:lang w:val="en-GB"/>
-        </w:rPr>
-        <w:t>[1:]))</w:t>
+        <w:t xml:space="preserve">    sys.exit(main(sys.argv[1:]))</w:t>
       </w:r>
     </w:p>
     <w:p>
       <w:pPr>
         <w:spacing w:after="140" w:line="276" w:lineRule="auto"/>
       </w:pPr>
-      <w:proofErr w:type="spellStart"/>
-      <w:r>
-        <w:t>PyMOL</w:t>
-      </w:r>
-      <w:proofErr w:type="spellEnd"/>
-      <w:r>
-        <w:t xml:space="preserve"> führt ein Skript in einem eigenen Namensraum aus, in dem </w:t>
+      <w:r>
+        <w:t xml:space="preserve">PyMOL führt ein Skript in einem eigenen Namensraum aus, in dem </w:t>
       </w:r>
       <w:r>
         <w:rPr>
@@ -4836,93 +3476,29 @@
           <w:sz w:val="19"/>
           <w:szCs w:val="19"/>
         </w:rPr>
-        <w:t>__</w:t>
-      </w:r>
-      <w:proofErr w:type="spellStart"/>
+        <w:t>__name__</w:t>
+      </w:r>
+      <w:r>
+        <w:t xml:space="preserve"> den Modulnamen trägt und eben nicht </w:t>
+      </w:r>
       <w:r>
         <w:rPr>
           <w:rFonts w:ascii="Consolas" w:eastAsia="Consolas" w:hAnsi="Consolas" w:cs="Consolas"/>
           <w:sz w:val="19"/>
           <w:szCs w:val="19"/>
         </w:rPr>
-        <w:t>name</w:t>
-      </w:r>
-      <w:proofErr w:type="spellEnd"/>
+        <w:t>"__main__"</w:t>
+      </w:r>
+      <w:r>
+        <w:t xml:space="preserve">. Mit der Standardabfrage würde unter </w:t>
+      </w:r>
       <w:r>
         <w:rPr>
           <w:rFonts w:ascii="Consolas" w:eastAsia="Consolas" w:hAnsi="Consolas" w:cs="Consolas"/>
           <w:sz w:val="19"/>
           <w:szCs w:val="19"/>
         </w:rPr>
-        <w:t>__</w:t>
-      </w:r>
-      <w:r>
-        <w:t xml:space="preserve"> den Modulnamen trägt und eben nicht </w:t>
-      </w:r>
-      <w:r>
-        <w:rPr>
-          <w:rFonts w:ascii="Consolas" w:eastAsia="Consolas" w:hAnsi="Consolas" w:cs="Consolas"/>
-          <w:sz w:val="19"/>
-          <w:szCs w:val="19"/>
-        </w:rPr>
-        <w:t>"__</w:t>
-      </w:r>
-      <w:proofErr w:type="spellStart"/>
-      <w:r>
-        <w:rPr>
-          <w:rFonts w:ascii="Consolas" w:eastAsia="Consolas" w:hAnsi="Consolas" w:cs="Consolas"/>
-          <w:sz w:val="19"/>
-          <w:szCs w:val="19"/>
-        </w:rPr>
-        <w:t>main</w:t>
-      </w:r>
-      <w:proofErr w:type="spellEnd"/>
-      <w:r>
-        <w:rPr>
-          <w:rFonts w:ascii="Consolas" w:eastAsia="Consolas" w:hAnsi="Consolas" w:cs="Consolas"/>
-          <w:sz w:val="19"/>
-          <w:szCs w:val="19"/>
-        </w:rPr>
-        <w:t>__"</w:t>
-      </w:r>
-      <w:r>
-        <w:t xml:space="preserve">. Mit der Standardabfrage würde unter </w:t>
-      </w:r>
-      <w:proofErr w:type="spellStart"/>
-      <w:r>
-        <w:rPr>
-          <w:rFonts w:ascii="Consolas" w:eastAsia="Consolas" w:hAnsi="Consolas" w:cs="Consolas"/>
-          <w:sz w:val="19"/>
-          <w:szCs w:val="19"/>
-        </w:rPr>
-        <w:t>pymol</w:t>
-      </w:r>
-      <w:proofErr w:type="spellEnd"/>
-      <w:r>
-        <w:rPr>
-          <w:rFonts w:ascii="Consolas" w:eastAsia="Consolas" w:hAnsi="Consolas" w:cs="Consolas"/>
-          <w:sz w:val="19"/>
-          <w:szCs w:val="19"/>
-        </w:rPr>
-        <w:t xml:space="preserve"> -</w:t>
-      </w:r>
-      <w:proofErr w:type="spellStart"/>
-      <w:r>
-        <w:rPr>
-          <w:rFonts w:ascii="Consolas" w:eastAsia="Consolas" w:hAnsi="Consolas" w:cs="Consolas"/>
-          <w:sz w:val="19"/>
-          <w:szCs w:val="19"/>
-        </w:rPr>
-        <w:t>cq</w:t>
-      </w:r>
-      <w:proofErr w:type="spellEnd"/>
-      <w:r>
-        <w:rPr>
-          <w:rFonts w:ascii="Consolas" w:eastAsia="Consolas" w:hAnsi="Consolas" w:cs="Consolas"/>
-          <w:sz w:val="19"/>
-          <w:szCs w:val="19"/>
-        </w:rPr>
-        <w:t xml:space="preserve"> render_esp.py</w:t>
+        <w:t xml:space="preserve">pymol -cq render_esp.py</w:t>
       </w:r>
       <w:r>
         <w:t xml:space="preserve"> schlicht nichts passieren — genau das ist einmal passiert. Die umgedrehte Bedingung deckt beide Aufrufwege ab.</w:t>
@@ -4951,15 +3527,7 @@
         <w:spacing w:after="130"/>
       </w:pPr>
       <w:r>
-        <w:t>B</w:t>
-      </w:r>
-      <w:proofErr w:type="gramStart"/>
-      <w:r>
-        <w:t>1  Ordner</w:t>
-      </w:r>
-      <w:proofErr w:type="gramEnd"/>
-      <w:r>
-        <w:t xml:space="preserve"> finden</w:t>
+        <w:t xml:space="preserve">B1  Ordner finden</w:t>
       </w:r>
     </w:p>
     <w:tbl>
@@ -5071,7 +3639,6 @@
             <w:pPr>
               <w:spacing w:line="250" w:lineRule="auto"/>
             </w:pPr>
-            <w:proofErr w:type="spellStart"/>
             <w:r>
               <w:rPr>
                 <w:rFonts w:ascii="Consolas" w:eastAsia="Consolas" w:hAnsi="Consolas" w:cs="Consolas"/>
@@ -5080,7 +3647,6 @@
               </w:rPr>
               <w:t>discover</w:t>
             </w:r>
-            <w:proofErr w:type="spellEnd"/>
           </w:p>
         </w:tc>
         <w:tc>
@@ -5103,73 +3669,7 @@
                 <w:sz w:val="18"/>
                 <w:szCs w:val="18"/>
               </w:rPr>
-              <w:t xml:space="preserve">läuft den Baum ab; ein Molekülordner ist jeder, der </w:t>
-            </w:r>
-            <w:proofErr w:type="spellStart"/>
-            <w:r>
-              <w:rPr>
-                <w:sz w:val="18"/>
-                <w:szCs w:val="18"/>
-              </w:rPr>
-              <w:t>td+tp</w:t>
-            </w:r>
-            <w:proofErr w:type="spellEnd"/>
-            <w:r>
-              <w:rPr>
-                <w:sz w:val="18"/>
-                <w:szCs w:val="18"/>
-              </w:rPr>
-              <w:t xml:space="preserve"> (</w:t>
-            </w:r>
-            <w:proofErr w:type="gramStart"/>
-            <w:r>
-              <w:rPr>
-                <w:sz w:val="18"/>
-                <w:szCs w:val="18"/>
-              </w:rPr>
-              <w:t>als .</w:t>
-            </w:r>
-            <w:proofErr w:type="spellStart"/>
-            <w:r>
-              <w:rPr>
-                <w:sz w:val="18"/>
-                <w:szCs w:val="18"/>
-              </w:rPr>
-              <w:t>xyz</w:t>
-            </w:r>
-            <w:proofErr w:type="spellEnd"/>
-            <w:proofErr w:type="gramEnd"/>
-            <w:r>
-              <w:rPr>
-                <w:sz w:val="18"/>
-                <w:szCs w:val="18"/>
-              </w:rPr>
-              <w:t xml:space="preserve"> </w:t>
-            </w:r>
-            <w:proofErr w:type="gramStart"/>
-            <w:r>
-              <w:rPr>
-                <w:sz w:val="18"/>
-                <w:szCs w:val="18"/>
-              </w:rPr>
-              <w:t>oder .</w:t>
-            </w:r>
-            <w:proofErr w:type="spellStart"/>
-            <w:r>
-              <w:rPr>
-                <w:sz w:val="18"/>
-                <w:szCs w:val="18"/>
-              </w:rPr>
-              <w:t>cube</w:t>
-            </w:r>
-            <w:proofErr w:type="spellEnd"/>
-            <w:proofErr w:type="gramEnd"/>
-            <w:r>
-              <w:rPr>
-                <w:sz w:val="18"/>
-                <w:szCs w:val="18"/>
-              </w:rPr>
-              <w:t>) und eine Strukturdatei enthält</w:t>
+              <w:t xml:space="preserve">läuft den Baum ab; ein Molekülordner ist jeder, der td+tp (als .xyz oder .cube) und eine Strukturdatei enthält</w:t>
             </w:r>
           </w:p>
         </w:tc>
@@ -5196,7 +3696,6 @@
             <w:pPr>
               <w:spacing w:line="250" w:lineRule="auto"/>
             </w:pPr>
-            <w:proofErr w:type="spellStart"/>
             <w:r>
               <w:rPr>
                 <w:rFonts w:ascii="Consolas" w:eastAsia="Consolas" w:hAnsi="Consolas" w:cs="Consolas"/>
@@ -5205,7 +3704,6 @@
               </w:rPr>
               <w:t>find_structure</w:t>
             </w:r>
-            <w:proofErr w:type="spellEnd"/>
           </w:p>
         </w:tc>
         <w:tc>
@@ -5223,80 +3721,12 @@
             <w:pPr>
               <w:spacing w:line="250" w:lineRule="auto"/>
             </w:pPr>
-            <w:proofErr w:type="gramStart"/>
-            <w:r>
-              <w:rPr>
-                <w:sz w:val="18"/>
-                <w:szCs w:val="18"/>
-              </w:rPr>
-              <w:t>erste .</w:t>
-            </w:r>
-            <w:proofErr w:type="spellStart"/>
-            <w:r>
-              <w:rPr>
-                <w:sz w:val="18"/>
-                <w:szCs w:val="18"/>
-              </w:rPr>
-              <w:t>mol</w:t>
-            </w:r>
-            <w:proofErr w:type="spellEnd"/>
-            <w:proofErr w:type="gramEnd"/>
-            <w:r>
-              <w:rPr>
-                <w:sz w:val="18"/>
-                <w:szCs w:val="18"/>
-              </w:rPr>
-              <w:t>/.</w:t>
-            </w:r>
-            <w:proofErr w:type="spellStart"/>
-            <w:r>
-              <w:rPr>
-                <w:sz w:val="18"/>
-                <w:szCs w:val="18"/>
-              </w:rPr>
-              <w:t>sdf</w:t>
-            </w:r>
-            <w:proofErr w:type="spellEnd"/>
-            <w:proofErr w:type="gramStart"/>
-            <w:r>
-              <w:rPr>
-                <w:sz w:val="18"/>
-                <w:szCs w:val="18"/>
-              </w:rPr>
-              <w:t>/.</w:t>
-            </w:r>
-            <w:proofErr w:type="spellStart"/>
-            <w:r>
-              <w:rPr>
-                <w:sz w:val="18"/>
-                <w:szCs w:val="18"/>
-              </w:rPr>
-              <w:t>xyz</w:t>
-            </w:r>
-            <w:proofErr w:type="spellEnd"/>
-            <w:proofErr w:type="gramEnd"/>
-            <w:r>
-              <w:rPr>
-                <w:sz w:val="18"/>
-                <w:szCs w:val="18"/>
-              </w:rPr>
-              <w:t xml:space="preserve">, die nicht </w:t>
-            </w:r>
-            <w:proofErr w:type="spellStart"/>
-            <w:r>
-              <w:rPr>
-                <w:sz w:val="18"/>
-                <w:szCs w:val="18"/>
-              </w:rPr>
-              <w:t>td</w:t>
-            </w:r>
-            <w:proofErr w:type="spellEnd"/>
-            <w:r>
-              <w:rPr>
-                <w:sz w:val="18"/>
-                <w:szCs w:val="18"/>
-              </w:rPr>
-              <w:t>/tp heißt</w:t>
+            <w:r>
+              <w:rPr>
+                <w:sz w:val="18"/>
+                <w:szCs w:val="18"/>
+              </w:rPr>
+              <w:t xml:space="preserve">erste .mol/.sdf/.xyz, die nicht td/tp heißt</w:t>
             </w:r>
           </w:p>
         </w:tc>
@@ -5323,7 +3753,6 @@
             <w:pPr>
               <w:spacing w:line="250" w:lineRule="auto"/>
             </w:pPr>
-            <w:proofErr w:type="spellStart"/>
             <w:r>
               <w:rPr>
                 <w:rFonts w:ascii="Consolas" w:eastAsia="Consolas" w:hAnsi="Consolas" w:cs="Consolas"/>
@@ -5332,7 +3761,6 @@
               </w:rPr>
               <w:t>find_cubes</w:t>
             </w:r>
-            <w:proofErr w:type="spellEnd"/>
           </w:p>
         </w:tc>
         <w:tc>
@@ -5355,25 +3783,7 @@
                 <w:sz w:val="18"/>
                 <w:szCs w:val="18"/>
               </w:rPr>
-              <w:t>vorhandene Cube-Dateien, akzeptiert auch die dezimierten *_</w:t>
-            </w:r>
-            <w:proofErr w:type="spellStart"/>
-            <w:proofErr w:type="gramStart"/>
-            <w:r>
-              <w:rPr>
-                <w:sz w:val="18"/>
-                <w:szCs w:val="18"/>
-              </w:rPr>
-              <w:t>demo.cube</w:t>
-            </w:r>
-            <w:proofErr w:type="spellEnd"/>
-            <w:proofErr w:type="gramEnd"/>
-            <w:r>
-              <w:rPr>
-                <w:sz w:val="18"/>
-                <w:szCs w:val="18"/>
-              </w:rPr>
-              <w:t xml:space="preserve"> des Referenzsatzes</w:t>
+              <w:t xml:space="preserve">vorhandene Cube-Dateien, akzeptiert auch die dezimierten *_demo.cube des Referenzsatzes</w:t>
             </w:r>
           </w:p>
         </w:tc>
@@ -5403,15 +3813,7 @@
           <w:b/>
           <w:bCs/>
         </w:rPr>
-        <w:t xml:space="preserve"> ist Absicht</w:t>
-      </w:r>
-      <w:proofErr w:type="gramStart"/>
-      <w:r>
-        <w:rPr>
-          <w:b/>
-          <w:bCs/>
-        </w:rPr>
-        <w:t xml:space="preserve">: </w:t>
+        <w:t xml:space="preserve"> ist Absicht: </w:t>
       </w:r>
       <w:r>
         <w:rPr>
@@ -5419,21 +3821,21 @@
           <w:sz w:val="19"/>
           <w:szCs w:val="19"/>
         </w:rPr>
-        <w:t>.</w:t>
-      </w:r>
-      <w:proofErr w:type="spellStart"/>
+        <w:t>.mol</w:t>
+      </w:r>
+      <w:r>
+        <w:t xml:space="preserve"> und </w:t>
+      </w:r>
       <w:r>
         <w:rPr>
           <w:rFonts w:ascii="Consolas" w:eastAsia="Consolas" w:hAnsi="Consolas" w:cs="Consolas"/>
           <w:sz w:val="19"/>
           <w:szCs w:val="19"/>
         </w:rPr>
-        <w:t>mol</w:t>
-      </w:r>
-      <w:proofErr w:type="spellEnd"/>
-      <w:proofErr w:type="gramEnd"/>
-      <w:r>
-        <w:t xml:space="preserve"> und </w:t>
+        <w:t>.sdf</w:t>
+      </w:r>
+      <w:r>
+        <w:t xml:space="preserve"> vor </w:t>
       </w:r>
       <w:r>
         <w:rPr>
@@ -5441,24 +3843,21 @@
           <w:sz w:val="19"/>
           <w:szCs w:val="19"/>
         </w:rPr>
-        <w:t>.</w:t>
-      </w:r>
-      <w:proofErr w:type="spellStart"/>
+        <w:t>.xyz</w:t>
+      </w:r>
+      <w:r>
+        <w:t xml:space="preserve">. Sie tragen Bindungsinformation, und eine nackte </w:t>
+      </w:r>
       <w:r>
         <w:rPr>
           <w:rFonts w:ascii="Consolas" w:eastAsia="Consolas" w:hAnsi="Consolas" w:cs="Consolas"/>
           <w:sz w:val="19"/>
           <w:szCs w:val="19"/>
         </w:rPr>
-        <w:t>sdf</w:t>
-      </w:r>
-      <w:proofErr w:type="spellEnd"/>
-      <w:r>
-        <w:t xml:space="preserve"> </w:t>
-      </w:r>
-      <w:proofErr w:type="gramStart"/>
-      <w:r>
-        <w:t xml:space="preserve">vor </w:t>
+        <w:t>.xyz</w:t>
+      </w:r>
+      <w:r>
+        <w:t xml:space="preserve"> kann mit den Gitterdateien desselben Suffixes kollidieren. Deshalb werden Dateien namens </w:t>
       </w:r>
       <w:r>
         <w:rPr>
@@ -5466,67 +3865,17 @@
           <w:sz w:val="19"/>
           <w:szCs w:val="19"/>
         </w:rPr>
-        <w:t>.</w:t>
-      </w:r>
-      <w:proofErr w:type="spellStart"/>
+        <w:t>td</w:t>
+      </w:r>
+      <w:r>
+        <w:t xml:space="preserve"> und </w:t>
+      </w:r>
       <w:r>
         <w:rPr>
           <w:rFonts w:ascii="Consolas" w:eastAsia="Consolas" w:hAnsi="Consolas" w:cs="Consolas"/>
           <w:sz w:val="19"/>
           <w:szCs w:val="19"/>
         </w:rPr>
-        <w:t>xyz</w:t>
-      </w:r>
-      <w:proofErr w:type="spellEnd"/>
-      <w:proofErr w:type="gramEnd"/>
-      <w:r>
-        <w:t xml:space="preserve">. Sie tragen Bindungsinformation, und eine </w:t>
-      </w:r>
-      <w:proofErr w:type="gramStart"/>
-      <w:r>
-        <w:t xml:space="preserve">nackte </w:t>
-      </w:r>
-      <w:r>
-        <w:rPr>
-          <w:rFonts w:ascii="Consolas" w:eastAsia="Consolas" w:hAnsi="Consolas" w:cs="Consolas"/>
-          <w:sz w:val="19"/>
-          <w:szCs w:val="19"/>
-        </w:rPr>
-        <w:t>.</w:t>
-      </w:r>
-      <w:proofErr w:type="spellStart"/>
-      <w:r>
-        <w:rPr>
-          <w:rFonts w:ascii="Consolas" w:eastAsia="Consolas" w:hAnsi="Consolas" w:cs="Consolas"/>
-          <w:sz w:val="19"/>
-          <w:szCs w:val="19"/>
-        </w:rPr>
-        <w:t>xyz</w:t>
-      </w:r>
-      <w:proofErr w:type="spellEnd"/>
-      <w:proofErr w:type="gramEnd"/>
-      <w:r>
-        <w:t xml:space="preserve"> kann mit den Gitterdateien desselben Suffixes kollidieren. Deshalb werden Dateien namens </w:t>
-      </w:r>
-      <w:proofErr w:type="spellStart"/>
-      <w:r>
-        <w:rPr>
-          <w:rFonts w:ascii="Consolas" w:eastAsia="Consolas" w:hAnsi="Consolas" w:cs="Consolas"/>
-          <w:sz w:val="19"/>
-          <w:szCs w:val="19"/>
-        </w:rPr>
-        <w:t>td</w:t>
-      </w:r>
-      <w:proofErr w:type="spellEnd"/>
-      <w:r>
-        <w:t xml:space="preserve"> und </w:t>
-      </w:r>
-      <w:r>
-        <w:rPr>
-          <w:rFonts w:ascii="Consolas" w:eastAsia="Consolas" w:hAnsi="Consolas" w:cs="Consolas"/>
-          <w:sz w:val="19"/>
-          <w:szCs w:val="19"/>
-        </w:rPr>
         <w:t>tp</w:t>
       </w:r>
       <w:r>
@@ -5539,15 +3888,7 @@
         <w:spacing w:after="130"/>
       </w:pPr>
       <w:r>
-        <w:t>B</w:t>
-      </w:r>
-      <w:proofErr w:type="gramStart"/>
-      <w:r>
-        <w:t>2  Der</w:t>
-      </w:r>
-      <w:proofErr w:type="gramEnd"/>
-      <w:r>
-        <w:t xml:space="preserve"> Ablauf pro Molekül</w:t>
+        <w:t xml:space="preserve">B2  Der Ablauf pro Molekül</w:t>
       </w:r>
     </w:p>
     <w:p>
@@ -5561,218 +3902,41 @@
         <w:shd w:val="clear" w:color="auto" w:fill="F4F5F7"/>
         <w:spacing w:before="100" w:after="160"/>
       </w:pPr>
-      <w:proofErr w:type="spellStart"/>
       <w:r>
         <w:rPr>
           <w:rFonts w:ascii="Consolas" w:eastAsia="Consolas" w:hAnsi="Consolas" w:cs="Consolas"/>
           <w:sz w:val="18"/>
           <w:szCs w:val="18"/>
         </w:rPr>
-        <w:t>cubes</w:t>
-      </w:r>
-      <w:proofErr w:type="spellEnd"/>
+        <w:t xml:space="preserve">cubes = convert(...)      # nur wenn die .cube noch fehlen</w:t>
+      </w:r>
+      <w:r>
+        <w:br/>
+      </w:r>
       <w:r>
         <w:rPr>
           <w:rFonts w:ascii="Consolas" w:eastAsia="Consolas" w:hAnsi="Consolas" w:cs="Consolas"/>
           <w:sz w:val="18"/>
           <w:szCs w:val="18"/>
         </w:rPr>
-        <w:t xml:space="preserve"> = </w:t>
-      </w:r>
-      <w:proofErr w:type="spellStart"/>
+        <w:t xml:space="preserve">res   = render(...)       # ruft render_esp.render_all auf</w:t>
+      </w:r>
+      <w:r>
+        <w:br/>
+      </w:r>
       <w:r>
         <w:rPr>
           <w:rFonts w:ascii="Consolas" w:eastAsia="Consolas" w:hAnsi="Consolas" w:cs="Consolas"/>
           <w:sz w:val="18"/>
           <w:szCs w:val="18"/>
         </w:rPr>
-        <w:t>convert</w:t>
-      </w:r>
-      <w:proofErr w:type="spellEnd"/>
-      <w:r>
-        <w:rPr>
-          <w:rFonts w:ascii="Consolas" w:eastAsia="Consolas" w:hAnsi="Consolas" w:cs="Consolas"/>
-          <w:sz w:val="18"/>
-          <w:szCs w:val="18"/>
-        </w:rPr>
-        <w:t xml:space="preserve">(...)      # nur wenn </w:t>
-      </w:r>
-      <w:proofErr w:type="gramStart"/>
-      <w:r>
-        <w:rPr>
-          <w:rFonts w:ascii="Consolas" w:eastAsia="Consolas" w:hAnsi="Consolas" w:cs="Consolas"/>
-          <w:sz w:val="18"/>
-          <w:szCs w:val="18"/>
-        </w:rPr>
-        <w:t>die .</w:t>
-      </w:r>
-      <w:proofErr w:type="spellStart"/>
-      <w:r>
-        <w:rPr>
-          <w:rFonts w:ascii="Consolas" w:eastAsia="Consolas" w:hAnsi="Consolas" w:cs="Consolas"/>
-          <w:sz w:val="18"/>
-          <w:szCs w:val="18"/>
-        </w:rPr>
-        <w:t>cube</w:t>
-      </w:r>
-      <w:proofErr w:type="spellEnd"/>
-      <w:proofErr w:type="gramEnd"/>
-      <w:r>
-        <w:rPr>
-          <w:rFonts w:ascii="Consolas" w:eastAsia="Consolas" w:hAnsi="Consolas" w:cs="Consolas"/>
-          <w:sz w:val="18"/>
-          <w:szCs w:val="18"/>
-        </w:rPr>
-        <w:t xml:space="preserve"> noch fehlen</w:t>
-      </w:r>
-      <w:r>
-        <w:br/>
-      </w:r>
-      <w:proofErr w:type="spellStart"/>
-      <w:r>
-        <w:rPr>
-          <w:rFonts w:ascii="Consolas" w:eastAsia="Consolas" w:hAnsi="Consolas" w:cs="Consolas"/>
-          <w:sz w:val="18"/>
-          <w:szCs w:val="18"/>
-        </w:rPr>
-        <w:t>res</w:t>
-      </w:r>
-      <w:proofErr w:type="spellEnd"/>
-      <w:r>
-        <w:rPr>
-          <w:rFonts w:ascii="Consolas" w:eastAsia="Consolas" w:hAnsi="Consolas" w:cs="Consolas"/>
-          <w:sz w:val="18"/>
-          <w:szCs w:val="18"/>
-        </w:rPr>
-        <w:t xml:space="preserve">   = </w:t>
-      </w:r>
-      <w:proofErr w:type="spellStart"/>
-      <w:r>
-        <w:rPr>
-          <w:rFonts w:ascii="Consolas" w:eastAsia="Consolas" w:hAnsi="Consolas" w:cs="Consolas"/>
-          <w:sz w:val="18"/>
-          <w:szCs w:val="18"/>
-        </w:rPr>
-        <w:t>render</w:t>
-      </w:r>
-      <w:proofErr w:type="spellEnd"/>
-      <w:r>
-        <w:rPr>
-          <w:rFonts w:ascii="Consolas" w:eastAsia="Consolas" w:hAnsi="Consolas" w:cs="Consolas"/>
-          <w:sz w:val="18"/>
-          <w:szCs w:val="18"/>
-        </w:rPr>
-        <w:t xml:space="preserve">(...)       # ruft </w:t>
-      </w:r>
-      <w:proofErr w:type="spellStart"/>
-      <w:r>
-        <w:rPr>
-          <w:rFonts w:ascii="Consolas" w:eastAsia="Consolas" w:hAnsi="Consolas" w:cs="Consolas"/>
-          <w:sz w:val="18"/>
-          <w:szCs w:val="18"/>
-        </w:rPr>
-        <w:t>render_</w:t>
-      </w:r>
-      <w:proofErr w:type="gramStart"/>
-      <w:r>
-        <w:rPr>
-          <w:rFonts w:ascii="Consolas" w:eastAsia="Consolas" w:hAnsi="Consolas" w:cs="Consolas"/>
-          <w:sz w:val="18"/>
-          <w:szCs w:val="18"/>
-        </w:rPr>
-        <w:t>esp.render</w:t>
-      </w:r>
-      <w:proofErr w:type="gramEnd"/>
-      <w:r>
-        <w:rPr>
-          <w:rFonts w:ascii="Consolas" w:eastAsia="Consolas" w:hAnsi="Consolas" w:cs="Consolas"/>
-          <w:sz w:val="18"/>
-          <w:szCs w:val="18"/>
-        </w:rPr>
-        <w:t>_all</w:t>
-      </w:r>
-      <w:proofErr w:type="spellEnd"/>
-      <w:r>
-        <w:rPr>
-          <w:rFonts w:ascii="Consolas" w:eastAsia="Consolas" w:hAnsi="Consolas" w:cs="Consolas"/>
-          <w:sz w:val="18"/>
-          <w:szCs w:val="18"/>
-        </w:rPr>
-        <w:t xml:space="preserve"> auf</w:t>
-      </w:r>
-      <w:r>
-        <w:br/>
-      </w:r>
-      <w:proofErr w:type="spellStart"/>
-      <w:r>
-        <w:rPr>
-          <w:rFonts w:ascii="Consolas" w:eastAsia="Consolas" w:hAnsi="Consolas" w:cs="Consolas"/>
-          <w:sz w:val="18"/>
-          <w:szCs w:val="18"/>
-        </w:rPr>
-        <w:t>pml</w:t>
-      </w:r>
-      <w:proofErr w:type="spellEnd"/>
-      <w:r>
-        <w:rPr>
-          <w:rFonts w:ascii="Consolas" w:eastAsia="Consolas" w:hAnsi="Consolas" w:cs="Consolas"/>
-          <w:sz w:val="18"/>
-          <w:szCs w:val="18"/>
-        </w:rPr>
-        <w:t xml:space="preserve">   = </w:t>
-      </w:r>
-      <w:proofErr w:type="spellStart"/>
-      <w:r>
-        <w:rPr>
-          <w:rFonts w:ascii="Consolas" w:eastAsia="Consolas" w:hAnsi="Consolas" w:cs="Consolas"/>
-          <w:sz w:val="18"/>
-          <w:szCs w:val="18"/>
-        </w:rPr>
-        <w:t>write_scene</w:t>
-      </w:r>
-      <w:proofErr w:type="spellEnd"/>
-      <w:proofErr w:type="gramStart"/>
-      <w:r>
-        <w:rPr>
-          <w:rFonts w:ascii="Consolas" w:eastAsia="Consolas" w:hAnsi="Consolas" w:cs="Consolas"/>
-          <w:sz w:val="18"/>
-          <w:szCs w:val="18"/>
-        </w:rPr>
-        <w:t>(...)  #</w:t>
-      </w:r>
-      <w:proofErr w:type="gramEnd"/>
-      <w:r>
-        <w:rPr>
-          <w:rFonts w:ascii="Consolas" w:eastAsia="Consolas" w:hAnsi="Consolas" w:cs="Consolas"/>
-          <w:sz w:val="18"/>
-          <w:szCs w:val="18"/>
-        </w:rPr>
-        <w:t xml:space="preserve"> </w:t>
-      </w:r>
-      <w:proofErr w:type="spellStart"/>
-      <w:r>
-        <w:rPr>
-          <w:rFonts w:ascii="Consolas" w:eastAsia="Consolas" w:hAnsi="Consolas" w:cs="Consolas"/>
-          <w:sz w:val="18"/>
-          <w:szCs w:val="18"/>
-        </w:rPr>
-        <w:t>esp.pml</w:t>
-      </w:r>
-      <w:proofErr w:type="spellEnd"/>
-      <w:r>
-        <w:rPr>
-          <w:rFonts w:ascii="Consolas" w:eastAsia="Consolas" w:hAnsi="Consolas" w:cs="Consolas"/>
-          <w:sz w:val="18"/>
-          <w:szCs w:val="18"/>
-        </w:rPr>
-        <w:t xml:space="preserve"> neben die Cubes</w:t>
+        <w:t xml:space="preserve">pml   = write_scene(...)  # esp.pml neben die Cubes</w:t>
       </w:r>
     </w:p>
     <w:p>
       <w:pPr>
         <w:spacing w:after="140" w:line="276" w:lineRule="auto"/>
       </w:pPr>
-      <w:proofErr w:type="spellStart"/>
       <w:r>
         <w:rPr>
           <w:rFonts w:ascii="Consolas" w:eastAsia="Consolas" w:hAnsi="Consolas" w:cs="Consolas"/>
@@ -5782,12 +3946,9 @@
         <w:lastRenderedPageBreak/>
         <w:t>render</w:t>
       </w:r>
-      <w:proofErr w:type="spellEnd"/>
       <w:r>
         <w:t xml:space="preserve"> baut die Argumente als </w:t>
       </w:r>
-      <w:proofErr w:type="spellStart"/>
-      <w:proofErr w:type="gramStart"/>
       <w:r>
         <w:rPr>
           <w:rFonts w:ascii="Consolas" w:eastAsia="Consolas" w:hAnsi="Consolas" w:cs="Consolas"/>
@@ -5796,20 +3957,9 @@
         </w:rPr>
         <w:t>types.SimpleNamespace</w:t>
       </w:r>
-      <w:proofErr w:type="spellEnd"/>
-      <w:proofErr w:type="gramEnd"/>
-      <w:r>
-        <w:t xml:space="preserve"> zusammen — also ein Objekt, dessen Attribute genau so heißen wie die </w:t>
-      </w:r>
-      <w:proofErr w:type="spellStart"/>
-      <w:r>
-        <w:t>argparse</w:t>
-      </w:r>
-      <w:proofErr w:type="spellEnd"/>
-      <w:r>
-        <w:t xml:space="preserve">-Felder. Dadurch kann </w:t>
-      </w:r>
-      <w:proofErr w:type="spellStart"/>
+      <w:r>
+        <w:t xml:space="preserve"> zusammen — also ein Objekt, dessen Attribute genau so heißen wie die argparse-Felder. Dadurch kann </w:t>
+      </w:r>
       <w:r>
         <w:rPr>
           <w:rFonts w:ascii="Consolas" w:eastAsia="Consolas" w:hAnsi="Consolas" w:cs="Consolas"/>
@@ -5818,17 +3968,8 @@
         </w:rPr>
         <w:t>render_all</w:t>
       </w:r>
-      <w:proofErr w:type="spellEnd"/>
-      <w:r>
-        <w:t xml:space="preserve"> unverändert bleiben, egal ob es von der Kommandozeile oder aus dem Batch-Treiber aufgerufen wird. Es gibt keinen zweiten </w:t>
-      </w:r>
-      <w:proofErr w:type="spellStart"/>
-      <w:r>
-        <w:t>Codepfad</w:t>
-      </w:r>
-      <w:proofErr w:type="spellEnd"/>
-      <w:r>
-        <w:t>.</w:t>
+      <w:r>
+        <w:t xml:space="preserve"> unverändert bleiben, egal ob es von der Kommandozeile oder aus dem Batch-Treiber aufgerufen wird. Es gibt keinen zweiten Codepfad.</w:t>
       </w:r>
     </w:p>
     <w:p>
@@ -5837,15 +3978,7 @@
         <w:spacing w:after="130"/>
       </w:pPr>
       <w:r>
-        <w:t>B</w:t>
-      </w:r>
-      <w:proofErr w:type="gramStart"/>
-      <w:r>
-        <w:t>3  Der</w:t>
-      </w:r>
-      <w:proofErr w:type="gramEnd"/>
-      <w:r>
-        <w:t xml:space="preserve"> Zwei-Pass-Lauf</w:t>
+        <w:t xml:space="preserve">B3  Der Zwei-Pass-Lauf</w:t>
       </w:r>
     </w:p>
     <w:p>
@@ -5861,36 +3994,8 @@
           <w:sz w:val="19"/>
           <w:szCs w:val="19"/>
         </w:rPr>
-        <w:t>--</w:t>
-      </w:r>
-      <w:proofErr w:type="spellStart"/>
-      <w:r>
-        <w:rPr>
-          <w:rFonts w:ascii="Consolas" w:eastAsia="Consolas" w:hAnsi="Consolas" w:cs="Consolas"/>
-          <w:sz w:val="19"/>
-          <w:szCs w:val="19"/>
-        </w:rPr>
-        <w:t>two</w:t>
-      </w:r>
-      <w:proofErr w:type="spellEnd"/>
-      <w:r>
-        <w:rPr>
-          <w:rFonts w:ascii="Consolas" w:eastAsia="Consolas" w:hAnsi="Consolas" w:cs="Consolas"/>
-          <w:sz w:val="19"/>
-          <w:szCs w:val="19"/>
-        </w:rPr>
-        <w:t>-</w:t>
-      </w:r>
-      <w:proofErr w:type="spellStart"/>
-      <w:r>
-        <w:rPr>
-          <w:rFonts w:ascii="Consolas" w:eastAsia="Consolas" w:hAnsi="Consolas" w:cs="Consolas"/>
-          <w:sz w:val="19"/>
-          <w:szCs w:val="19"/>
-        </w:rPr>
-        <w:t>pass</w:t>
-      </w:r>
-      <w:proofErr w:type="spellEnd"/>
+        <w:t>--two-pass</w:t>
+      </w:r>
       <w:r>
         <w:t xml:space="preserve"> rendert erst alle auf eigener automatischer Skala, nimmt den größten gefundenen Bereich und rendert dann alle noch einmal damit.</w:t>
       </w:r>
@@ -5907,15 +4012,7 @@
         <w:t xml:space="preserve">Warum das nötig ist: </w:t>
       </w:r>
       <w:r>
-        <w:t xml:space="preserve">ein roter Fleck in Abbildung A muss dasselbe Potential bedeuten wie ein roter Fleck in Abbildung B. Die automatische Skala pro Molekül zerstört das </w:t>
-      </w:r>
-      <w:proofErr w:type="gramStart"/>
-      <w:r>
-        <w:t>stillschweigend</w:t>
-      </w:r>
-      <w:proofErr w:type="gramEnd"/>
-      <w:r>
-        <w:t>.</w:t>
+        <w:t xml:space="preserve">ein roter Fleck in Abbildung A muss dasselbe Potential bedeuten wie ein roter Fleck in Abbildung B. Die automatische Skala pro Molekül zerstört das stillschweigend.</w:t>
       </w:r>
     </w:p>
     <w:tbl>
@@ -6388,18 +4485,8 @@
           <w:sz w:val="19"/>
           <w:szCs w:val="19"/>
         </w:rPr>
-        <w:t>--</w:t>
-      </w:r>
-      <w:proofErr w:type="spellStart"/>
-      <w:r>
-        <w:rPr>
-          <w:rFonts w:ascii="Consolas" w:eastAsia="Consolas" w:hAnsi="Consolas" w:cs="Consolas"/>
-          <w:sz w:val="19"/>
-          <w:szCs w:val="19"/>
-        </w:rPr>
-        <w:t>only</w:t>
-      </w:r>
-      <w:proofErr w:type="spellEnd"/>
+        <w:t>--only</w:t>
+      </w:r>
       <w:r>
         <w:t xml:space="preserve"> oder getrennte Wurzelordner benutzen.</w:t>
       </w:r>
@@ -6410,15 +4497,7 @@
         <w:spacing w:after="130"/>
       </w:pPr>
       <w:r>
-        <w:t>B</w:t>
-      </w:r>
-      <w:proofErr w:type="gramStart"/>
-      <w:r>
-        <w:t>4  Die</w:t>
-      </w:r>
-      <w:proofErr w:type="gramEnd"/>
-      <w:r>
-        <w:t xml:space="preserve"> Zusammenfassung</w:t>
+        <w:t xml:space="preserve">B4  Die Zusammenfassung</w:t>
       </w:r>
     </w:p>
     <w:p>
@@ -6546,34 +4625,14 @@
             <w:pPr>
               <w:spacing w:line="250" w:lineRule="auto"/>
             </w:pPr>
-            <w:proofErr w:type="spellStart"/>
             <w:r>
               <w:rPr>
                 <w:rFonts w:ascii="Consolas" w:eastAsia="Consolas" w:hAnsi="Consolas" w:cs="Consolas"/>
                 <w:sz w:val="18"/>
                 <w:szCs w:val="18"/>
               </w:rPr>
-              <w:t>VS_min_au</w:t>
-            </w:r>
-            <w:proofErr w:type="spellEnd"/>
-            <w:r>
-              <w:rPr>
-                <w:rFonts w:ascii="Consolas" w:eastAsia="Consolas" w:hAnsi="Consolas" w:cs="Consolas"/>
-                <w:sz w:val="18"/>
-                <w:szCs w:val="18"/>
-              </w:rPr>
-              <w:t xml:space="preserve"> / </w:t>
-            </w:r>
-            <w:proofErr w:type="spellStart"/>
-            <w:r>
-              <w:rPr>
-                <w:rFonts w:ascii="Consolas" w:eastAsia="Consolas" w:hAnsi="Consolas" w:cs="Consolas"/>
-                <w:sz w:val="18"/>
-                <w:szCs w:val="18"/>
-              </w:rPr>
-              <w:t>VS_max_au</w:t>
-            </w:r>
-            <w:proofErr w:type="spellEnd"/>
+              <w:t xml:space="preserve">VS_min_au / VS_max_au</w:t>
+            </w:r>
           </w:p>
         </w:tc>
         <w:tc>
@@ -6626,7 +4685,6 @@
                 <w:lang w:val="en-GB"/>
               </w:rPr>
             </w:pPr>
-            <w:proofErr w:type="spellStart"/>
             <w:r>
               <w:rPr>
                 <w:rFonts w:ascii="Consolas" w:eastAsia="Consolas" w:hAnsi="Consolas" w:cs="Consolas"/>
@@ -6634,29 +4692,8 @@
                 <w:szCs w:val="18"/>
                 <w:lang w:val="en-GB"/>
               </w:rPr>
-              <w:t>VS_min_on</w:t>
-            </w:r>
-            <w:proofErr w:type="spellEnd"/>
-            <w:r>
-              <w:rPr>
-                <w:rFonts w:ascii="Consolas" w:eastAsia="Consolas" w:hAnsi="Consolas" w:cs="Consolas"/>
-                <w:sz w:val="18"/>
-                <w:szCs w:val="18"/>
-                <w:lang w:val="en-GB"/>
-              </w:rPr>
-              <w:t xml:space="preserve"> / </w:t>
-            </w:r>
-            <w:proofErr w:type="spellStart"/>
-            <w:r>
-              <w:rPr>
-                <w:rFonts w:ascii="Consolas" w:eastAsia="Consolas" w:hAnsi="Consolas" w:cs="Consolas"/>
-                <w:sz w:val="18"/>
-                <w:szCs w:val="18"/>
-                <w:lang w:val="en-GB"/>
-              </w:rPr>
-              <w:t>VS_max_on</w:t>
-            </w:r>
-            <w:proofErr w:type="spellEnd"/>
+              <w:t xml:space="preserve">VS_min_on / VS_max_on</w:t>
+            </w:r>
           </w:p>
         </w:tc>
         <w:tc>
@@ -6706,7 +4743,6 @@
             <w:pPr>
               <w:spacing w:line="250" w:lineRule="auto"/>
             </w:pPr>
-            <w:proofErr w:type="spellStart"/>
             <w:r>
               <w:rPr>
                 <w:rFonts w:ascii="Consolas" w:eastAsia="Consolas" w:hAnsi="Consolas" w:cs="Consolas"/>
@@ -6715,7 +4751,6 @@
               </w:rPr>
               <w:t>sigma_hole_au</w:t>
             </w:r>
-            <w:proofErr w:type="spellEnd"/>
           </w:p>
         </w:tc>
         <w:tc>
@@ -6765,7 +4800,6 @@
             <w:pPr>
               <w:spacing w:line="250" w:lineRule="auto"/>
             </w:pPr>
-            <w:proofErr w:type="spellStart"/>
             <w:r>
               <w:rPr>
                 <w:rFonts w:ascii="Consolas" w:eastAsia="Consolas" w:hAnsi="Consolas" w:cs="Consolas"/>
@@ -6774,7 +4808,6 @@
               </w:rPr>
               <w:t>sigma_hole_on</w:t>
             </w:r>
-            <w:proofErr w:type="spellEnd"/>
           </w:p>
         </w:tc>
         <w:tc>
@@ -6824,7 +4857,6 @@
             <w:pPr>
               <w:spacing w:line="250" w:lineRule="auto"/>
             </w:pPr>
-            <w:proofErr w:type="spellStart"/>
             <w:r>
               <w:rPr>
                 <w:rFonts w:ascii="Consolas" w:eastAsia="Consolas" w:hAnsi="Consolas" w:cs="Consolas"/>
@@ -6833,7 +4865,6 @@
               </w:rPr>
               <w:t>n_halogens</w:t>
             </w:r>
-            <w:proofErr w:type="spellEnd"/>
           </w:p>
         </w:tc>
         <w:tc>
@@ -6883,7 +4914,6 @@
             <w:pPr>
               <w:spacing w:line="250" w:lineRule="auto"/>
             </w:pPr>
-            <w:proofErr w:type="spellStart"/>
             <w:r>
               <w:rPr>
                 <w:rFonts w:ascii="Consolas" w:eastAsia="Consolas" w:hAnsi="Consolas" w:cs="Consolas"/>
@@ -6892,7 +4922,6 @@
               </w:rPr>
               <w:t>sigma_holes_all</w:t>
             </w:r>
-            <w:proofErr w:type="spellEnd"/>
           </w:p>
         </w:tc>
         <w:tc>
@@ -6915,23 +4944,7 @@
                 <w:sz w:val="18"/>
                 <w:szCs w:val="18"/>
               </w:rPr>
-              <w:t>alle einzeln, z. B. Br1:0.</w:t>
-            </w:r>
-            <w:proofErr w:type="gramStart"/>
-            <w:r>
-              <w:rPr>
-                <w:sz w:val="18"/>
-                <w:szCs w:val="18"/>
-              </w:rPr>
-              <w:t>00862;Cl4:-</w:t>
-            </w:r>
-            <w:proofErr w:type="gramEnd"/>
-            <w:r>
-              <w:rPr>
-                <w:sz w:val="18"/>
-                <w:szCs w:val="18"/>
-              </w:rPr>
-              <w:t>0.00398</w:t>
+              <w:t>alle einzeln, z. B. Br1:0.00862;Cl4:-0.00398</w:t>
             </w:r>
           </w:p>
         </w:tc>
@@ -6958,7 +4971,6 @@
             <w:pPr>
               <w:spacing w:line="250" w:lineRule="auto"/>
             </w:pPr>
-            <w:proofErr w:type="spellStart"/>
             <w:r>
               <w:rPr>
                 <w:rFonts w:ascii="Consolas" w:eastAsia="Consolas" w:hAnsi="Consolas" w:cs="Consolas"/>
@@ -6967,7 +4979,6 @@
               </w:rPr>
               <w:t>sigma_method</w:t>
             </w:r>
-            <w:proofErr w:type="spellEnd"/>
           </w:p>
         </w:tc>
         <w:tc>
@@ -7017,7 +5028,6 @@
             <w:pPr>
               <w:spacing w:line="250" w:lineRule="auto"/>
             </w:pPr>
-            <w:proofErr w:type="spellStart"/>
             <w:r>
               <w:rPr>
                 <w:rFonts w:ascii="Consolas" w:eastAsia="Consolas" w:hAnsi="Consolas" w:cs="Consolas"/>
@@ -7026,7 +5036,6 @@
               </w:rPr>
               <w:t>colormap</w:t>
             </w:r>
-            <w:proofErr w:type="spellEnd"/>
           </w:p>
         </w:tc>
         <w:tc>
@@ -7044,31 +5053,13 @@
             <w:pPr>
               <w:spacing w:line="250" w:lineRule="auto"/>
             </w:pPr>
-            <w:proofErr w:type="spellStart"/>
-            <w:r>
-              <w:rPr>
-                <w:sz w:val="18"/>
-                <w:szCs w:val="18"/>
-              </w:rPr>
-              <w:t>redblue</w:t>
-            </w:r>
-            <w:proofErr w:type="spellEnd"/>
-            <w:r>
-              <w:rPr>
-                <w:sz w:val="18"/>
-                <w:szCs w:val="18"/>
-              </w:rPr>
-              <w:t xml:space="preserve"> oder </w:t>
-            </w:r>
-            <w:proofErr w:type="spellStart"/>
-            <w:r>
-              <w:rPr>
-                <w:sz w:val="18"/>
-                <w:szCs w:val="18"/>
-              </w:rPr>
-              <w:t>rainbow</w:t>
-            </w:r>
-            <w:proofErr w:type="spellEnd"/>
+            <w:r>
+              <w:rPr>
+                <w:sz w:val="18"/>
+                <w:szCs w:val="18"/>
+              </w:rPr>
+              <w:t xml:space="preserve">redblue oder rainbow</w:t>
+            </w:r>
           </w:p>
         </w:tc>
       </w:tr>
@@ -7085,51 +5076,7 @@
           <w:sz w:val="17"/>
           <w:szCs w:val="17"/>
         </w:rPr>
-        <w:t xml:space="preserve">Tabelle 7 — </w:t>
-      </w:r>
-      <w:proofErr w:type="spellStart"/>
-      <w:r>
-        <w:rPr>
-          <w:i/>
-          <w:iCs/>
-          <w:color w:val="444444"/>
-          <w:sz w:val="17"/>
-          <w:szCs w:val="17"/>
-        </w:rPr>
-        <w:t>sigma_hole_au</w:t>
-      </w:r>
-      <w:proofErr w:type="spellEnd"/>
-      <w:r>
-        <w:rPr>
-          <w:i/>
-          <w:iCs/>
-          <w:color w:val="444444"/>
-          <w:sz w:val="17"/>
-          <w:szCs w:val="17"/>
-        </w:rPr>
-        <w:t xml:space="preserve"> bleibt der stärkste Wert, damit die Spalte über einen Batch sortierbar bleibt; verloren geht dank </w:t>
-      </w:r>
-      <w:proofErr w:type="spellStart"/>
-      <w:r>
-        <w:rPr>
-          <w:i/>
-          <w:iCs/>
-          <w:color w:val="444444"/>
-          <w:sz w:val="17"/>
-          <w:szCs w:val="17"/>
-        </w:rPr>
-        <w:t>sigma_holes_all</w:t>
-      </w:r>
-      <w:proofErr w:type="spellEnd"/>
-      <w:r>
-        <w:rPr>
-          <w:i/>
-          <w:iCs/>
-          <w:color w:val="444444"/>
-          <w:sz w:val="17"/>
-          <w:szCs w:val="17"/>
-        </w:rPr>
-        <w:t xml:space="preserve"> trotzdem nichts.</w:t>
+        <w:t xml:space="preserve">Tabelle 7 — sigma_hole_au bleibt der stärkste Wert, damit die Spalte über einen Batch sortierbar bleibt; verloren geht dank sigma_holes_all trotzdem nichts.</w:t>
       </w:r>
     </w:p>
     <w:p>
@@ -7138,15 +5085,7 @@
         <w:spacing w:after="130"/>
       </w:pPr>
       <w:r>
-        <w:t>B</w:t>
-      </w:r>
-      <w:proofErr w:type="gramStart"/>
-      <w:r>
-        <w:t>5  Der</w:t>
-      </w:r>
-      <w:proofErr w:type="gramEnd"/>
-      <w:r>
-        <w:t xml:space="preserve"> eingebaute Selbsttest</w:t>
+        <w:t xml:space="preserve">B5  Der eingebaute Selbsttest</w:t>
       </w:r>
     </w:p>
     <w:p>
@@ -7167,75 +5106,45 @@
       <w:r>
         <w:t xml:space="preserve"> auf </w:t>
       </w:r>
-      <w:proofErr w:type="spellStart"/>
       <w:r>
         <w:rPr>
           <w:rFonts w:ascii="Consolas" w:eastAsia="Consolas" w:hAnsi="Consolas" w:cs="Consolas"/>
           <w:sz w:val="19"/>
           <w:szCs w:val="19"/>
         </w:rPr>
-        <w:t>reference</w:t>
-      </w:r>
-      <w:proofErr w:type="spellEnd"/>
+        <w:t>reference/</w:t>
+      </w:r>
+      <w:r>
+        <w:t xml:space="preserve"> statt auf </w:t>
+      </w:r>
       <w:r>
         <w:rPr>
           <w:rFonts w:ascii="Consolas" w:eastAsia="Consolas" w:hAnsi="Consolas" w:cs="Consolas"/>
           <w:sz w:val="19"/>
           <w:szCs w:val="19"/>
         </w:rPr>
-        <w:t>/</w:t>
-      </w:r>
-      <w:r>
-        <w:t xml:space="preserve"> statt auf </w:t>
-      </w:r>
-      <w:proofErr w:type="spellStart"/>
+        <w:t>sandbox/</w:t>
+      </w:r>
+      <w:r>
+        <w:t xml:space="preserve">. Es schreibt nach </w:t>
+      </w:r>
       <w:r>
         <w:rPr>
           <w:rFonts w:ascii="Consolas" w:eastAsia="Consolas" w:hAnsi="Consolas" w:cs="Consolas"/>
           <w:sz w:val="19"/>
           <w:szCs w:val="19"/>
         </w:rPr>
-        <w:t>sandbox</w:t>
-      </w:r>
-      <w:proofErr w:type="spellEnd"/>
+        <w:t>images_check/</w:t>
+      </w:r>
+      <w:r>
+        <w:t xml:space="preserve"> und </w:t>
+      </w:r>
       <w:r>
         <w:rPr>
           <w:rFonts w:ascii="Consolas" w:eastAsia="Consolas" w:hAnsi="Consolas" w:cs="Consolas"/>
           <w:sz w:val="19"/>
           <w:szCs w:val="19"/>
         </w:rPr>
-        <w:t>/</w:t>
-      </w:r>
-      <w:r>
-        <w:t xml:space="preserve">. Es schreibt nach </w:t>
-      </w:r>
-      <w:proofErr w:type="spellStart"/>
-      <w:r>
-        <w:rPr>
-          <w:rFonts w:ascii="Consolas" w:eastAsia="Consolas" w:hAnsi="Consolas" w:cs="Consolas"/>
-          <w:sz w:val="19"/>
-          <w:szCs w:val="19"/>
-        </w:rPr>
-        <w:t>images_check</w:t>
-      </w:r>
-      <w:proofErr w:type="spellEnd"/>
-      <w:r>
-        <w:rPr>
-          <w:rFonts w:ascii="Consolas" w:eastAsia="Consolas" w:hAnsi="Consolas" w:cs="Consolas"/>
-          <w:sz w:val="19"/>
-          <w:szCs w:val="19"/>
-        </w:rPr>
-        <w:t>/</w:t>
-      </w:r>
-      <w:r>
-        <w:t xml:space="preserve"> und </w:t>
-      </w:r>
-      <w:r>
-        <w:rPr>
-          <w:rFonts w:ascii="Consolas" w:eastAsia="Consolas" w:hAnsi="Consolas" w:cs="Consolas"/>
-          <w:sz w:val="19"/>
-          <w:szCs w:val="19"/>
-        </w:rPr>
         <w:t>summary_check.csv</w:t>
       </w:r>
       <w:r>
@@ -7254,34 +5163,10 @@
           <w:b/>
           <w:bCs/>
         </w:rPr>
-        <w:t xml:space="preserve">rohe </w:t>
-      </w:r>
-      <w:proofErr w:type="spellStart"/>
-      <w:r>
-        <w:rPr>
-          <w:b/>
-          <w:bCs/>
-        </w:rPr>
-        <w:t>pointval</w:t>
-      </w:r>
-      <w:proofErr w:type="spellEnd"/>
-      <w:r>
-        <w:rPr>
-          <w:b/>
-          <w:bCs/>
-        </w:rPr>
-        <w:t>-Dateien</w:t>
-      </w:r>
-      <w:r>
-        <w:t xml:space="preserve"> liegen und keine Cubes, durchläuft der Test die ganze Kette inklusive Einheitenumrechnung und Achsentausch — genau die Schritte, die </w:t>
-      </w:r>
-      <w:proofErr w:type="gramStart"/>
-      <w:r>
-        <w:t>am ehesten brechen</w:t>
-      </w:r>
-      <w:proofErr w:type="gramEnd"/>
-      <w:r>
-        <w:t>.</w:t>
+        <w:t xml:space="preserve">rohe pointval-Dateien</w:t>
+      </w:r>
+      <w:r>
+        <w:t xml:space="preserve"> liegen und keine Cubes, durchläuft der Test die ganze Kette inklusive Einheitenumrechnung und Achsentausch — genau die Schritte, die am ehesten brechen.</w:t>
       </w:r>
     </w:p>
     <w:p>
@@ -7290,15 +5175,7 @@
         <w:spacing w:after="130"/>
       </w:pPr>
       <w:r>
-        <w:t>B</w:t>
-      </w:r>
-      <w:proofErr w:type="gramStart"/>
-      <w:r>
-        <w:t>6  Die</w:t>
-      </w:r>
-      <w:proofErr w:type="gramEnd"/>
-      <w:r>
-        <w:t xml:space="preserve"> Optionen</w:t>
+        <w:t xml:space="preserve">B6  Die Optionen</w:t>
       </w:r>
     </w:p>
     <w:tbl>
@@ -7464,21 +5341,12 @@
             <w:pPr>
               <w:spacing w:line="250" w:lineRule="auto"/>
             </w:pPr>
-            <w:proofErr w:type="spellStart"/>
-            <w:r>
-              <w:rPr>
-                <w:sz w:val="18"/>
-                <w:szCs w:val="18"/>
-              </w:rPr>
-              <w:t>reference</w:t>
-            </w:r>
-            <w:proofErr w:type="spellEnd"/>
-            <w:r>
-              <w:rPr>
-                <w:sz w:val="18"/>
-                <w:szCs w:val="18"/>
-              </w:rPr>
-              <w:t>/</w:t>
+            <w:r>
+              <w:rPr>
+                <w:sz w:val="18"/>
+                <w:szCs w:val="18"/>
+              </w:rPr>
+              <w:t>reference/</w:t>
             </w:r>
           </w:p>
         </w:tc>
@@ -7502,23 +5370,7 @@
                 <w:sz w:val="18"/>
                 <w:szCs w:val="18"/>
               </w:rPr>
-              <w:t xml:space="preserve">Wurzelordner, den </w:t>
-            </w:r>
-            <w:proofErr w:type="spellStart"/>
-            <w:r>
-              <w:rPr>
-                <w:sz w:val="18"/>
-                <w:szCs w:val="18"/>
-              </w:rPr>
-              <w:t>discover</w:t>
-            </w:r>
-            <w:proofErr w:type="spellEnd"/>
-            <w:r>
-              <w:rPr>
-                <w:sz w:val="18"/>
-                <w:szCs w:val="18"/>
-              </w:rPr>
-              <w:t xml:space="preserve"> abläuft</w:t>
+              <w:t xml:space="preserve">Wurzelordner, den discover abläuft</w:t>
             </w:r>
           </w:p>
         </w:tc>
@@ -7551,18 +5403,8 @@
                 <w:sz w:val="18"/>
                 <w:szCs w:val="18"/>
               </w:rPr>
-              <w:t>--</w:t>
-            </w:r>
-            <w:proofErr w:type="spellStart"/>
-            <w:r>
-              <w:rPr>
-                <w:rFonts w:ascii="Consolas" w:eastAsia="Consolas" w:hAnsi="Consolas" w:cs="Consolas"/>
-                <w:sz w:val="18"/>
-                <w:szCs w:val="18"/>
-              </w:rPr>
-              <w:t>only</w:t>
-            </w:r>
-            <w:proofErr w:type="spellEnd"/>
+              <w:t>--only</w:t>
+            </w:r>
           </w:p>
         </w:tc>
         <w:tc>
@@ -7609,39 +5451,7 @@
                 <w:sz w:val="18"/>
                 <w:szCs w:val="18"/>
               </w:rPr>
-              <w:t>Namensfilter, Platzhalter erlaubt: --</w:t>
-            </w:r>
-            <w:proofErr w:type="spellStart"/>
-            <w:r>
-              <w:rPr>
-                <w:sz w:val="18"/>
-                <w:szCs w:val="18"/>
-              </w:rPr>
-              <w:t>only</w:t>
-            </w:r>
-            <w:proofErr w:type="spellEnd"/>
-            <w:r>
-              <w:rPr>
-                <w:sz w:val="18"/>
-                <w:szCs w:val="18"/>
-              </w:rPr>
-              <w:t xml:space="preserve"> "*</w:t>
-            </w:r>
-            <w:proofErr w:type="spellStart"/>
-            <w:r>
-              <w:rPr>
-                <w:sz w:val="18"/>
-                <w:szCs w:val="18"/>
-              </w:rPr>
-              <w:t>benzol</w:t>
-            </w:r>
-            <w:proofErr w:type="spellEnd"/>
-            <w:r>
-              <w:rPr>
-                <w:sz w:val="18"/>
-                <w:szCs w:val="18"/>
-              </w:rPr>
-              <w:t>"</w:t>
+              <w:t xml:space="preserve">Namensfilter, Platzhalter erlaubt: --only "*benzol"</w:t>
             </w:r>
           </w:p>
         </w:tc>
@@ -7674,18 +5484,8 @@
                 <w:sz w:val="18"/>
                 <w:szCs w:val="18"/>
               </w:rPr>
-              <w:t>--</w:t>
-            </w:r>
-            <w:proofErr w:type="spellStart"/>
-            <w:r>
-              <w:rPr>
-                <w:rFonts w:ascii="Consolas" w:eastAsia="Consolas" w:hAnsi="Consolas" w:cs="Consolas"/>
-                <w:sz w:val="18"/>
-                <w:szCs w:val="18"/>
-              </w:rPr>
-              <w:t>stride</w:t>
-            </w:r>
-            <w:proofErr w:type="spellEnd"/>
+              <w:t>--stride</w:t>
+            </w:r>
           </w:p>
         </w:tc>
         <w:tc>
@@ -7765,18 +5565,8 @@
                 <w:sz w:val="18"/>
                 <w:szCs w:val="18"/>
               </w:rPr>
-              <w:t>--force-</w:t>
-            </w:r>
-            <w:proofErr w:type="spellStart"/>
-            <w:r>
-              <w:rPr>
-                <w:rFonts w:ascii="Consolas" w:eastAsia="Consolas" w:hAnsi="Consolas" w:cs="Consolas"/>
-                <w:sz w:val="18"/>
-                <w:szCs w:val="18"/>
-              </w:rPr>
-              <w:t>convert</w:t>
-            </w:r>
-            <w:proofErr w:type="spellEnd"/>
+              <w:t>--force-convert</w:t>
+            </w:r>
           </w:p>
         </w:tc>
         <w:tc>
@@ -7856,25 +5646,7 @@
                 <w:sz w:val="18"/>
                 <w:szCs w:val="18"/>
               </w:rPr>
-              <w:t>--</w:t>
-            </w:r>
-            <w:proofErr w:type="spellStart"/>
-            <w:r>
-              <w:rPr>
-                <w:rFonts w:ascii="Consolas" w:eastAsia="Consolas" w:hAnsi="Consolas" w:cs="Consolas"/>
-                <w:sz w:val="18"/>
-                <w:szCs w:val="18"/>
-              </w:rPr>
-              <w:t>esp</w:t>
-            </w:r>
-            <w:proofErr w:type="spellEnd"/>
-            <w:r>
-              <w:rPr>
-                <w:rFonts w:ascii="Consolas" w:eastAsia="Consolas" w:hAnsi="Consolas" w:cs="Consolas"/>
-                <w:sz w:val="18"/>
-                <w:szCs w:val="18"/>
-              </w:rPr>
-              <w:t>-range</w:t>
+              <w:t>--esp-range</w:t>
             </w:r>
           </w:p>
         </w:tc>
@@ -7893,7 +5665,6 @@
             <w:pPr>
               <w:spacing w:line="250" w:lineRule="auto"/>
             </w:pPr>
-            <w:proofErr w:type="spellStart"/>
             <w:r>
               <w:rPr>
                 <w:sz w:val="18"/>
@@ -7901,7 +5672,6 @@
               </w:rPr>
               <w:t>auto</w:t>
             </w:r>
-            <w:proofErr w:type="spellEnd"/>
           </w:p>
         </w:tc>
         <w:tc>
@@ -7919,37 +5689,12 @@
             <w:pPr>
               <w:spacing w:line="250" w:lineRule="auto"/>
             </w:pPr>
-            <w:proofErr w:type="spellStart"/>
-            <w:r>
-              <w:rPr>
-                <w:sz w:val="18"/>
-                <w:szCs w:val="18"/>
-              </w:rPr>
-              <w:t>auto</w:t>
-            </w:r>
-            <w:proofErr w:type="spellEnd"/>
-            <w:r>
-              <w:rPr>
-                <w:sz w:val="18"/>
-                <w:szCs w:val="18"/>
-              </w:rPr>
-              <w:t xml:space="preserve"> oder fester Wert in </w:t>
-            </w:r>
-            <w:proofErr w:type="spellStart"/>
-            <w:r>
-              <w:rPr>
-                <w:sz w:val="18"/>
-                <w:szCs w:val="18"/>
-              </w:rPr>
-              <w:t>a.u</w:t>
-            </w:r>
-            <w:proofErr w:type="spellEnd"/>
-            <w:r>
-              <w:rPr>
-                <w:sz w:val="18"/>
-                <w:szCs w:val="18"/>
-              </w:rPr>
-              <w:t>.</w:t>
+            <w:r>
+              <w:rPr>
+                <w:sz w:val="18"/>
+                <w:szCs w:val="18"/>
+              </w:rPr>
+              <w:t xml:space="preserve">auto oder fester Wert in a.u.</w:t>
             </w:r>
           </w:p>
         </w:tc>
@@ -7982,25 +5727,7 @@
                 <w:sz w:val="18"/>
                 <w:szCs w:val="18"/>
               </w:rPr>
-              <w:t>--</w:t>
-            </w:r>
-            <w:proofErr w:type="spellStart"/>
-            <w:r>
-              <w:rPr>
-                <w:rFonts w:ascii="Consolas" w:eastAsia="Consolas" w:hAnsi="Consolas" w:cs="Consolas"/>
-                <w:sz w:val="18"/>
-                <w:szCs w:val="18"/>
-              </w:rPr>
-              <w:t>two</w:t>
-            </w:r>
-            <w:proofErr w:type="spellEnd"/>
-            <w:r>
-              <w:rPr>
-                <w:rFonts w:ascii="Consolas" w:eastAsia="Consolas" w:hAnsi="Consolas" w:cs="Consolas"/>
-                <w:sz w:val="18"/>
-                <w:szCs w:val="18"/>
-              </w:rPr>
-              <w:t>-pass</w:t>
+              <w:t>--two-pass</w:t>
             </w:r>
           </w:p>
         </w:tc>
@@ -8048,23 +5775,7 @@
                 <w:sz w:val="18"/>
                 <w:szCs w:val="18"/>
               </w:rPr>
-              <w:t xml:space="preserve">erst </w:t>
-            </w:r>
-            <w:proofErr w:type="spellStart"/>
-            <w:r>
-              <w:rPr>
-                <w:sz w:val="18"/>
-                <w:szCs w:val="18"/>
-              </w:rPr>
-              <w:t>auto</w:t>
-            </w:r>
-            <w:proofErr w:type="spellEnd"/>
-            <w:r>
-              <w:rPr>
-                <w:sz w:val="18"/>
-                <w:szCs w:val="18"/>
-              </w:rPr>
-              <w:t>, dann alle mit dem größten Bereich neu</w:t>
+              <w:t xml:space="preserve">erst auto, dann alle mit dem größten Bereich neu</w:t>
             </w:r>
           </w:p>
         </w:tc>
@@ -8097,18 +5808,8 @@
                 <w:sz w:val="18"/>
                 <w:szCs w:val="18"/>
               </w:rPr>
-              <w:t>--</w:t>
-            </w:r>
-            <w:proofErr w:type="spellStart"/>
-            <w:r>
-              <w:rPr>
-                <w:rFonts w:ascii="Consolas" w:eastAsia="Consolas" w:hAnsi="Consolas" w:cs="Consolas"/>
-                <w:sz w:val="18"/>
-                <w:szCs w:val="18"/>
-              </w:rPr>
-              <w:t>rainbow</w:t>
-            </w:r>
-            <w:proofErr w:type="spellEnd"/>
+              <w:t>--rainbow</w:t>
+            </w:r>
           </w:p>
         </w:tc>
         <w:tc>
@@ -8155,17 +5856,8 @@
                 <w:sz w:val="18"/>
                 <w:szCs w:val="18"/>
               </w:rPr>
-              <w:t xml:space="preserve">Regenbogenrampe; eigener Bildersatz und </w:t>
-            </w:r>
-            <w:proofErr w:type="spellStart"/>
-            <w:r>
-              <w:rPr>
-                <w:sz w:val="18"/>
-                <w:szCs w:val="18"/>
-              </w:rPr>
-              <w:t>esp_rainbow.pml</w:t>
-            </w:r>
-            <w:proofErr w:type="spellEnd"/>
+              <w:t xml:space="preserve">Regenbogenrampe; eigener Bildersatz und esp_rainbow.pml</w:t>
+            </w:r>
           </w:p>
         </w:tc>
       </w:tr>
@@ -8197,18 +5889,8 @@
                 <w:sz w:val="18"/>
                 <w:szCs w:val="18"/>
               </w:rPr>
-              <w:t>--</w:t>
-            </w:r>
-            <w:proofErr w:type="spellStart"/>
-            <w:r>
-              <w:rPr>
-                <w:rFonts w:ascii="Consolas" w:eastAsia="Consolas" w:hAnsi="Consolas" w:cs="Consolas"/>
-                <w:sz w:val="18"/>
-                <w:szCs w:val="18"/>
-              </w:rPr>
-              <w:t>iso</w:t>
-            </w:r>
-            <w:proofErr w:type="spellEnd"/>
+              <w:t>--iso</w:t>
+            </w:r>
           </w:p>
         </w:tc>
         <w:tc>
@@ -8250,21 +5932,12 @@
             <w:pPr>
               <w:spacing w:line="250" w:lineRule="auto"/>
             </w:pPr>
-            <w:proofErr w:type="spellStart"/>
-            <w:r>
-              <w:rPr>
-                <w:sz w:val="18"/>
-                <w:szCs w:val="18"/>
-              </w:rPr>
-              <w:t>Isowert</w:t>
-            </w:r>
-            <w:proofErr w:type="spellEnd"/>
-            <w:r>
-              <w:rPr>
-                <w:sz w:val="18"/>
-                <w:szCs w:val="18"/>
-              </w:rPr>
-              <w:t xml:space="preserve"> — ändert die gemessenen Werte, nicht nur das Bild</w:t>
+            <w:r>
+              <w:rPr>
+                <w:sz w:val="18"/>
+                <w:szCs w:val="18"/>
+              </w:rPr>
+              <w:t xml:space="preserve">Isowert — ändert die gemessenen Werte, nicht nur das Bild</w:t>
             </w:r>
           </w:p>
         </w:tc>
@@ -8297,52 +5970,32 @@
                 <w:sz w:val="18"/>
                 <w:szCs w:val="18"/>
               </w:rPr>
-              <w:t>--</w:t>
-            </w:r>
-            <w:proofErr w:type="spellStart"/>
-            <w:r>
-              <w:rPr>
-                <w:rFonts w:ascii="Consolas" w:eastAsia="Consolas" w:hAnsi="Consolas" w:cs="Consolas"/>
+              <w:t>--images-dir</w:t>
+            </w:r>
+          </w:p>
+        </w:tc>
+        <w:tc>
+          <w:tcPr>
+            <w:tcW w:w="1700" w:type="dxa"/>
+            <w:tcMar>
+              <w:top w:w="65" w:type="dxa"/>
+              <w:left w:w="105" w:type="dxa"/>
+              <w:bottom w:w="65" w:type="dxa"/>
+              <w:right w:w="105" w:type="dxa"/>
+            </w:tcMar>
+            <w:vAlign w:val="center"/>
+          </w:tcPr>
+          <w:p>
+            <w:pPr>
+              <w:spacing w:line="250" w:lineRule="auto"/>
+            </w:pPr>
+            <w:r>
+              <w:rPr>
                 <w:sz w:val="18"/>
                 <w:szCs w:val="18"/>
               </w:rPr>
               <w:t>images</w:t>
             </w:r>
-            <w:proofErr w:type="spellEnd"/>
-            <w:r>
-              <w:rPr>
-                <w:rFonts w:ascii="Consolas" w:eastAsia="Consolas" w:hAnsi="Consolas" w:cs="Consolas"/>
-                <w:sz w:val="18"/>
-                <w:szCs w:val="18"/>
-              </w:rPr>
-              <w:t>-dir</w:t>
-            </w:r>
-          </w:p>
-        </w:tc>
-        <w:tc>
-          <w:tcPr>
-            <w:tcW w:w="1700" w:type="dxa"/>
-            <w:tcMar>
-              <w:top w:w="65" w:type="dxa"/>
-              <w:left w:w="105" w:type="dxa"/>
-              <w:bottom w:w="65" w:type="dxa"/>
-              <w:right w:w="105" w:type="dxa"/>
-            </w:tcMar>
-            <w:vAlign w:val="center"/>
-          </w:tcPr>
-          <w:p>
-            <w:pPr>
-              <w:spacing w:line="250" w:lineRule="auto"/>
-            </w:pPr>
-            <w:proofErr w:type="spellStart"/>
-            <w:r>
-              <w:rPr>
-                <w:sz w:val="18"/>
-                <w:szCs w:val="18"/>
-              </w:rPr>
-              <w:t>images</w:t>
-            </w:r>
-            <w:proofErr w:type="spellEnd"/>
           </w:p>
         </w:tc>
         <w:tc>
@@ -8398,18 +6051,8 @@
                 <w:sz w:val="18"/>
                 <w:szCs w:val="18"/>
               </w:rPr>
-              <w:t>--</w:t>
-            </w:r>
-            <w:proofErr w:type="spellStart"/>
-            <w:r>
-              <w:rPr>
-                <w:rFonts w:ascii="Consolas" w:eastAsia="Consolas" w:hAnsi="Consolas" w:cs="Consolas"/>
-                <w:sz w:val="18"/>
-                <w:szCs w:val="18"/>
-              </w:rPr>
-              <w:t>summary</w:t>
-            </w:r>
-            <w:proofErr w:type="spellEnd"/>
+              <w:t>--summary</w:t>
+            </w:r>
           </w:p>
         </w:tc>
         <w:tc>
